--- a/Layout/Transferred Share Capital.docx
+++ b/Layout/Transferred Share Capital.docx
@@ -4709,6 +4709,70 @@
  
  < N a v W o r d R e p o r t X m l P a r t   x m l n s = " u r n : m i c r o s o f t - d y n a m i c s - n a v / r e p o r t s / T r a n s f e r r e d _ S h a r e _ C a p i t a l _ C e r t / 5 2 1 8 5 8 2 2 / " >   
+     < B C R e p o r t I n f o r m a t i o n > + 
+         < R e p o r t M e t a d a t a > + 
+             < E x t e n s i o n I d > E x t e n s i o n   I D < / E x t e n s i o n I d > + 
+             < E x t e n s i o n N a m e > E x t e n s i o n   N a m e < / E x t e n s i o n N a m e > + 
+             < E x t e n s i o n P u b l i s h e r > E x t e n s i o n   P u b l i s h e r < / E x t e n s i o n P u b l i s h e r > + 
+             < E x t e n s i o n V e r s i o n > E x t e n s i o n   V e r s i o n < / E x t e n s i o n V e r s i o n > + 
+             < R e p o r t I d > R e p o r t   I D < / R e p o r t I d > + 
+             < R e p o r t N a m e > R e p o r t   N a m e < / R e p o r t N a m e > + 
+             < A b o u t T h i s R e p o r t T i t l e > A b o u t   T h i s   R e p o r t   T i t l e < / A b o u t T h i s R e p o r t T i t l e > + 
+             < A b o u t T h i s R e p o r t T e x t > A b o u t   T h i s   R e p o r t   T e x t < / A b o u t T h i s R e p o r t T e x t > + 
+             < R e p o r t H e l p L i n k > R e p o r t   H e l p   L i n k < / R e p o r t H e l p L i n k > + 
+         < / R e p o r t M e t a d a t a > + 
+         < R e p o r t R e q u e s t > + 
+             < T e n a n t E n t r a I d > T e n a n t   E n t r a   I d < / T e n a n t E n t r a I d > + 
+             < E n v i r o n m e n t N a m e > E n v i r o n m e n t   N a m e < / E n v i r o n m e n t N a m e > + 
+             < E n v i r o n m e n t T y p e > E n v i r o n m e n t   T y p e < / E n v i r o n m e n t T y p e > + 
+             < C o m p a n y N a m e > C o m p a n y   N a m e < / C o m p a n y N a m e > + 
+             < C o m p a n y D i s p l a y N a m e > C o m p a n y   D i s p l a y   N a m e < / C o m p a n y D i s p l a y N a m e > + 
+             < C o m p a n y I d > C o m p a n y   I D < / C o m p a n y I d > + 
+             < U s e r N a m e > U s e r   N a m e < / U s e r N a m e > + 
+             < D a t e A n d T i m e > D a t e   a n d   T i m e < / D a t e A n d T i m e > + 
+             < L a n g u a g e > L a n g u a g e < / L a n g u a g e > + 
+             < F o r m a t R e g i o n > F o r m a t   R e g i o n < / F o r m a t R e g i o n > + 
+             < D a t e T i m e V a l u e s > + 
+                 < Y e a r > Y e a r < / Y e a r > + 
+                 < M o n t h N u m b e r > M o n t h   N u m b e r < / M o n t h N u m b e r > + 
+                 < D a y N u m b e r > D a y   N u m b e r < / D a y N u m b e r > + 
+                 < H o u r > H o u r < / H o u r > + 
+                 < M i n u t e > M i n u t e < / M i n u t e > + 
+             < / D a t e T i m e V a l u e s > + 
+         < / R e p o r t R e q u e s t > + 
+     < / B C R e p o r t I n f o r m a t i o n > + 
      < M e m b e r s >   
          < C E O N a m e > C E O N a m e < / C E O N a m e > 
--- a/Layout/Transferred Share Capital.docx
+++ b/Layout/Transferred Share Capital.docx
@@ -4709,70 +4709,6 @@
  
  < N a v W o r d R e p o r t X m l P a r t   x m l n s = " u r n : m i c r o s o f t - d y n a m i c s - n a v / r e p o r t s / T r a n s f e r r e d _ S h a r e _ C a p i t a l _ C e r t / 5 2 1 8 5 8 2 2 / " >   
-     < B C R e p o r t I n f o r m a t i o n > - 
-         < R e p o r t M e t a d a t a > - 
-             < E x t e n s i o n I d > E x t e n s i o n   I D < / E x t e n s i o n I d > - 
-             < E x t e n s i o n N a m e > E x t e n s i o n   N a m e < / E x t e n s i o n N a m e > - 
-             < E x t e n s i o n P u b l i s h e r > E x t e n s i o n   P u b l i s h e r < / E x t e n s i o n P u b l i s h e r > - 
-             < E x t e n s i o n V e r s i o n > E x t e n s i o n   V e r s i o n < / E x t e n s i o n V e r s i o n > - 
-             < R e p o r t I d > R e p o r t   I D < / R e p o r t I d > - 
-             < R e p o r t N a m e > R e p o r t   N a m e < / R e p o r t N a m e > - 
-             < A b o u t T h i s R e p o r t T i t l e > A b o u t   T h i s   R e p o r t   T i t l e < / A b o u t T h i s R e p o r t T i t l e > - 
-             < A b o u t T h i s R e p o r t T e x t > A b o u t   T h i s   R e p o r t   T e x t < / A b o u t T h i s R e p o r t T e x t > - 
-             < R e p o r t H e l p L i n k > R e p o r t   H e l p   L i n k < / R e p o r t H e l p L i n k > - 
-         < / R e p o r t M e t a d a t a > - 
-         < R e p o r t R e q u e s t > - 
-             < T e n a n t E n t r a I d > T e n a n t   E n t r a   I d < / T e n a n t E n t r a I d > - 
-             < E n v i r o n m e n t N a m e > E n v i r o n m e n t   N a m e < / E n v i r o n m e n t N a m e > - 
-             < E n v i r o n m e n t T y p e > E n v i r o n m e n t   T y p e < / E n v i r o n m e n t T y p e > - 
-             < C o m p a n y N a m e > C o m p a n y   N a m e < / C o m p a n y N a m e > - 
-             < C o m p a n y D i s p l a y N a m e > C o m p a n y   D i s p l a y   N a m e < / C o m p a n y D i s p l a y N a m e > - 
-             < C o m p a n y I d > C o m p a n y   I D < / C o m p a n y I d > - 
-             < U s e r N a m e > U s e r   N a m e < / U s e r N a m e > - 
-             < D a t e A n d T i m e > D a t e   a n d   T i m e < / D a t e A n d T i m e > - 
-             < L a n g u a g e > L a n g u a g e < / L a n g u a g e > - 
-             < F o r m a t R e g i o n > F o r m a t   R e g i o n < / F o r m a t R e g i o n > - 
-             < D a t e T i m e V a l u e s > - 
-                 < Y e a r > Y e a r < / Y e a r > - 
-                 < M o n t h N u m b e r > M o n t h   N u m b e r < / M o n t h N u m b e r > - 
-                 < D a y N u m b e r > D a y   N u m b e r < / D a y N u m b e r > - 
-                 < H o u r > H o u r < / H o u r > - 
-                 < M i n u t e > M i n u t e < / M i n u t e > - 
-             < / D a t e T i m e V a l u e s > - 
-         < / R e p o r t R e q u e s t > - 
-     < / B C R e p o r t I n f o r m a t i o n > - 
      < M e m b e r s >   
          < C E O N a m e > C E O N a m e < / C E O N a m e > 
--- a/Layout/Transferred Share Capital.docx
+++ b/Layout/Transferred Share Capital.docx
@@ -1,6 +1,6 @@
 
 <file path=word/document.xml><?xml version="1.0" encoding="utf-8"?>
-<w:document xmlns:a="http://schemas.openxmlformats.org/drawingml/2006/main" xmlns:w16="http://schemas.microsoft.com/office/word/2018/wordml" xmlns:w16cex="http://schemas.microsoft.com/office/word/2018/wordml/cex" xmlns:pic="http://schemas.openxmlformats.org/drawingml/2006/picture" xmlns:a14="http://schemas.microsoft.com/office/drawing/2010/main" xmlns:wpc="http://schemas.microsoft.com/office/word/2010/wordprocessingCanvas" xmlns:cx="http://schemas.microsoft.com/office/drawing/2014/chartex" xmlns:cx1="http://schemas.microsoft.com/office/drawing/2015/9/8/chartex" xmlns:cx2="http://schemas.microsoft.com/office/drawing/2015/10/21/chartex" xmlns:cx3="http://schemas.microsoft.com/office/drawing/2016/5/9/chartex" xmlns:cx4="http://schemas.microsoft.com/office/drawing/2016/5/10/chartex" xmlns:cx5="http://schemas.microsoft.com/office/drawing/2016/5/11/chartex" xmlns:cx6="http://schemas.microsoft.com/office/drawing/2016/5/12/chartex" xmlns:cx7="http://schemas.microsoft.com/office/drawing/2016/5/13/chartex" xmlns:cx8="http://schemas.microsoft.com/office/drawing/2016/5/14/chartex" xmlns:mc="http://schemas.openxmlformats.org/markup-compatibility/2006" xmlns:aink="http://schemas.microsoft.com/office/drawing/2016/ink" xmlns:am3d="http://schemas.microsoft.com/office/drawing/2017/model3d" xmlns:o="urn:schemas-microsoft-com:office:office" xmlns:r="http://schemas.openxmlformats.org/officeDocument/2006/relationships" xmlns:m="http://schemas.openxmlformats.org/officeDocument/2006/math" xmlns:v="urn:schemas-microsoft-com:vml" xmlns:wp14="http://schemas.microsoft.com/office/word/2010/wordprocessingDrawing" xmlns:wp="http://schemas.openxmlformats.org/drawingml/2006/wordprocessingDrawing" xmlns:w10="urn:schemas-microsoft-com:office:word" xmlns:w="http://schemas.openxmlformats.org/wordprocessingml/2006/main" xmlns:w14="http://schemas.microsoft.com/office/word/2010/wordml" xmlns:w15="http://schemas.microsoft.com/office/word/2012/wordml" xmlns:w16cid="http://schemas.microsoft.com/office/word/2016/wordml/cid" xmlns:w16se="http://schemas.microsoft.com/office/word/2015/wordml/symex" xmlns:wpg="http://schemas.microsoft.com/office/word/2010/wordprocessingGroup" xmlns:wpi="http://schemas.microsoft.com/office/word/2010/wordprocessingInk" xmlns:wne="http://schemas.microsoft.com/office/word/2006/wordml" xmlns:wps="http://schemas.microsoft.com/office/word/2010/wordprocessingShape" mc:Ignorable="w14 w15 w16se w16cid wp14">
+<w:document xmlns:a="http://schemas.openxmlformats.org/drawingml/2006/main" xmlns:a14="http://schemas.microsoft.com/office/drawing/2010/main" xmlns:pic="http://schemas.openxmlformats.org/drawingml/2006/picture" xmlns:wpc="http://schemas.microsoft.com/office/word/2010/wordprocessingCanvas" xmlns:cx="http://schemas.microsoft.com/office/drawing/2014/chartex" xmlns:cx1="http://schemas.microsoft.com/office/drawing/2015/9/8/chartex" xmlns:cx2="http://schemas.microsoft.com/office/drawing/2015/10/21/chartex" xmlns:cx3="http://schemas.microsoft.com/office/drawing/2016/5/9/chartex" xmlns:cx4="http://schemas.microsoft.com/office/drawing/2016/5/10/chartex" xmlns:cx5="http://schemas.microsoft.com/office/drawing/2016/5/11/chartex" xmlns:cx6="http://schemas.microsoft.com/office/drawing/2016/5/12/chartex" xmlns:cx7="http://schemas.microsoft.com/office/drawing/2016/5/13/chartex" xmlns:cx8="http://schemas.microsoft.com/office/drawing/2016/5/14/chartex" xmlns:mc="http://schemas.openxmlformats.org/markup-compatibility/2006" xmlns:aink="http://schemas.microsoft.com/office/drawing/2016/ink" xmlns:am3d="http://schemas.microsoft.com/office/drawing/2017/model3d" xmlns:o="urn:schemas-microsoft-com:office:office" xmlns:oel="http://schemas.microsoft.com/office/2019/extlst" xmlns:r="http://schemas.openxmlformats.org/officeDocument/2006/relationships" xmlns:m="http://schemas.openxmlformats.org/officeDocument/2006/math" xmlns:v="urn:schemas-microsoft-com:vml" xmlns:wp14="http://schemas.microsoft.com/office/word/2010/wordprocessingDrawing" xmlns:wp="http://schemas.openxmlformats.org/drawingml/2006/wordprocessingDrawing" xmlns:w10="urn:schemas-microsoft-com:office:word" xmlns:w="http://schemas.openxmlformats.org/wordprocessingml/2006/main" xmlns:w14="http://schemas.microsoft.com/office/word/2010/wordml" xmlns:w15="http://schemas.microsoft.com/office/word/2012/wordml" xmlns:w16cex="http://schemas.microsoft.com/office/word/2018/wordml/cex" xmlns:w16cid="http://schemas.microsoft.com/office/word/2016/wordml/cid" xmlns:w16="http://schemas.microsoft.com/office/word/2018/wordml" xmlns:w16du="http://schemas.microsoft.com/office/word/2023/wordml/word16du" xmlns:w16sdtdh="http://schemas.microsoft.com/office/word/2020/wordml/sdtdatahash" xmlns:w16sdtfl="http://schemas.microsoft.com/office/word/2024/wordml/sdtformatlock" xmlns:w16se="http://schemas.microsoft.com/office/word/2015/wordml/symex" xmlns:wpg="http://schemas.microsoft.com/office/word/2010/wordprocessingGroup" xmlns:wpi="http://schemas.microsoft.com/office/word/2010/wordprocessingInk" xmlns:wne="http://schemas.microsoft.com/office/word/2006/wordml" xmlns:wps="http://schemas.microsoft.com/office/word/2010/wordprocessingShape" mc:Ignorable="w14 w15 w16se w16cid w16 w16cex w16sdtdh w16sdtfl w16du wp14">
   <w:background w:color="F2F2F2" w:themeColor="background1" w:themeShade="F2"/>
   <w:body>
     <w:p>
@@ -132,7 +132,7 @@
               </wp:anchor>
             </w:drawing>
           </mc:Choice>
-          <mc:Fallback xmlns:w16="http://schemas.microsoft.com/office/word/2018/wordml" xmlns:w16cex="http://schemas.microsoft.com/office/word/2018/wordml/cex">
+          <mc:Fallback xmlns:a14="http://schemas.microsoft.com/office/drawing/2010/main" xmlns:pic="http://schemas.openxmlformats.org/drawingml/2006/picture" xmlns:a="http://schemas.openxmlformats.org/drawingml/2006/main">
             <w:pict>
               <v:shapetype id="_x0000_t202" coordsize="21600,21600" o:spt="202" path="m,l,21600r21600,l21600,xe" w14:anchorId="7426D052">
                 <v:stroke joinstyle="miter"/>
@@ -198,7 +198,6 @@
           <w:dataBinding w:prefixMappings="xmlns:ns0='urn:microsoft-dynamics-nav/reports/Transferred_Share_Capital_Cert/52185822/'" w:xpath="/ns0:NavWordReportXmlPart[1]/ns0:Members[1]/ns0:Name[1]" w:storeItemID="{B633E5E3-7D40-4510-96AF-E7978810E449}"/>
           <w:text/>
         </w:sdtPr>
-        <w:sdtEndPr/>
         <w:sdtContent>
           <w:r>
             <w:rPr>
@@ -259,7 +258,6 @@
           <w:dataBinding w:prefixMappings="xmlns:ns0='urn:microsoft-dynamics-nav/reports/Transferred_Share_Capital_Cert/52185822/'" w:xpath="/ns0:NavWordReportXmlPart[1]/ns0:Members[1]/ns0:No[1]" w:storeItemID="{B633E5E3-7D40-4510-96AF-E7978810E449}"/>
           <w:text/>
         </w:sdtPr>
-        <w:sdtEndPr/>
         <w:sdtContent>
           <w:r>
             <w:rPr>
@@ -317,9 +315,7 @@
           <w:dataBinding w:prefixMappings="xmlns:ns0='urn:microsoft-dynamics-nav/reports/Transferred_Share_Capital_Cert/52185822/'" w:xpath="/ns0:NavWordReportXmlPart[1]/ns0:Members[1]/ns0:PrimaryIdentification[1]" w:storeItemID="{B633E5E3-7D40-4510-96AF-E7978810E449}"/>
           <w:text/>
         </w:sdtPr>
-        <w:sdtEndPr/>
         <w:sdtContent>
-          <w:proofErr w:type="spellStart"/>
           <w:r>
             <w:rPr>
               <w:rFonts w:ascii="Yu Gothic UI Semilight" w:hAnsi="Yu Gothic UI Semilight" w:eastAsia="Yu Gothic UI Semilight"/>
@@ -330,7 +326,6 @@
             </w:rPr>
             <w:t>PrimaryIdentification</w:t>
           </w:r>
-          <w:proofErr w:type="spellEnd"/>
         </w:sdtContent>
       </w:sdt>
       <w:r>
@@ -377,9 +372,7 @@
           <w:dataBinding w:prefixMappings="xmlns:ns0='urn:microsoft-dynamics-nav/reports/Transferred_Share_Capital_Cert/52185822/'" w:xpath="/ns0:NavWordReportXmlPart[1]/ns0:Members[1]/ns0:NoofShares[1]" w:storeItemID="{B633E5E3-7D40-4510-96AF-E7978810E449}"/>
           <w:text/>
         </w:sdtPr>
-        <w:sdtEndPr/>
         <w:sdtContent>
-          <w:proofErr w:type="spellStart"/>
           <w:r>
             <w:rPr>
               <w:rFonts w:ascii="Yu Gothic UI Semilight" w:hAnsi="Yu Gothic UI Semilight" w:eastAsia="Yu Gothic UI Semilight" w:cs="Times New Roman"/>
@@ -390,7 +383,6 @@
             </w:rPr>
             <w:t>NoofShares</w:t>
           </w:r>
-          <w:proofErr w:type="spellEnd"/>
         </w:sdtContent>
       </w:sdt>
       <w:r>
@@ -419,7 +411,6 @@
         </w:rPr>
         <w:t xml:space="preserve">Shares of </w:t>
       </w:r>
-      <w:proofErr w:type="spellStart"/>
       <w:r>
         <w:rPr>
           <w:rFonts w:ascii="Yu Gothic UI Semilight" w:hAnsi="Yu Gothic UI Semilight" w:eastAsia="Yu Gothic UI Semilight" w:cs="Times New Roman"/>
@@ -429,7 +420,6 @@
         </w:rPr>
         <w:t>Kshs</w:t>
       </w:r>
-      <w:proofErr w:type="spellEnd"/>
       <w:r>
         <w:rPr>
           <w:rFonts w:ascii="Yu Gothic UI Semilight" w:hAnsi="Yu Gothic UI Semilight" w:eastAsia="Yu Gothic UI Semilight" w:cs="Times New Roman"/>
@@ -458,9 +448,7 @@
           <w:dataBinding w:prefixMappings="xmlns:ns0='urn:microsoft-dynamics-nav/reports/Transferred_Share_Capital_Cert/52185822/'" w:xpath="/ns0:NavWordReportXmlPart[1]/ns0:Members[1]/ns0:SharePrice[1]" w:storeItemID="{B633E5E3-7D40-4510-96AF-E7978810E449}"/>
           <w:text/>
         </w:sdtPr>
-        <w:sdtEndPr/>
         <w:sdtContent>
-          <w:proofErr w:type="spellStart"/>
           <w:r>
             <w:rPr>
               <w:rFonts w:ascii="Yu Gothic UI Semilight" w:hAnsi="Yu Gothic UI Semilight" w:eastAsia="Yu Gothic UI Semilight" w:cs="Times New Roman"/>
@@ -471,7 +459,6 @@
             </w:rPr>
             <w:t>SharePrice</w:t>
           </w:r>
-          <w:proofErr w:type="spellEnd"/>
         </w:sdtContent>
       </w:sdt>
       <w:r>
@@ -491,7 +478,6 @@
         </w:rPr>
         <w:t xml:space="preserve">each amounting to </w:t>
       </w:r>
-      <w:proofErr w:type="spellStart"/>
       <w:r>
         <w:rPr>
           <w:rFonts w:ascii="Yu Gothic UI Semilight" w:hAnsi="Yu Gothic UI Semilight" w:eastAsia="Yu Gothic UI Semilight" w:cs="Times New Roman"/>
@@ -501,7 +487,6 @@
         </w:rPr>
         <w:t>Kshs</w:t>
       </w:r>
-      <w:proofErr w:type="spellEnd"/>
       <w:r>
         <w:rPr>
           <w:rFonts w:ascii="Yu Gothic UI Semilight" w:hAnsi="Yu Gothic UI Semilight" w:eastAsia="Yu Gothic UI Semilight" w:cs="Times New Roman"/>
@@ -539,9 +524,7 @@
           <w:dataBinding w:prefixMappings="xmlns:ns0='urn:microsoft-dynamics-nav/reports/Transferred_Share_Capital_Cert/52185822/'" w:xpath="/ns0:NavWordReportXmlPart[1]/ns0:Members[1]/ns0:ShareCapBalance[1]" w:storeItemID="{B633E5E3-7D40-4510-96AF-E7978810E449}"/>
           <w:text/>
         </w:sdtPr>
-        <w:sdtEndPr/>
         <w:sdtContent>
-          <w:proofErr w:type="spellStart"/>
           <w:r>
             <w:rPr>
               <w:rFonts w:ascii="Yu Gothic UI Semilight" w:hAnsi="Yu Gothic UI Semilight" w:eastAsia="Yu Gothic UI Semilight" w:cs="Times New Roman"/>
@@ -552,7 +535,6 @@
             </w:rPr>
             <w:t>ShareCapBalance</w:t>
           </w:r>
-          <w:proofErr w:type="spellEnd"/>
         </w:sdtContent>
       </w:sdt>
       <w:r>
@@ -573,7 +555,6 @@
         <w:t xml:space="preserve">in </w:t>
       </w:r>
       <w:bookmarkStart w:name="_Hlk199943222" w:id="0"/>
-      <w:bookmarkStart w:name="_GoBack" w:id="1"/>
       <w:r>
         <w:rPr>
           <w:rFonts w:ascii="Yu Gothic UI Semilight" w:hAnsi="Yu Gothic UI Semilight" w:eastAsia="Yu Gothic UI Semilight" w:cs="Segoe UI"/>
@@ -582,7 +563,7 @@
           <w:szCs w:val="24"/>
           <w:lang w:val="en-US"/>
         </w:rPr>
-        <w:t>KENPIPE</w:t>
+        <w:t>AZIMA</w:t>
       </w:r>
       <w:r>
         <w:rPr>
@@ -591,7 +572,7 @@
           <w:sz w:val="24"/>
           <w:szCs w:val="24"/>
         </w:rPr>
-        <w:t xml:space="preserve"> DT SACCO</w:t>
+        <w:t xml:space="preserve"> SACCO</w:t>
       </w:r>
       <w:r>
         <w:rPr>
@@ -618,25 +599,14 @@
         <w:t xml:space="preserve"> </w:t>
       </w:r>
       <w:bookmarkEnd w:id="0"/>
-      <w:bookmarkEnd w:id="1"/>
       <w:r>
         <w:rPr>
           <w:rFonts w:ascii="Yu Gothic UI Semilight" w:hAnsi="Yu Gothic UI Semilight" w:eastAsia="Yu Gothic UI Semilight" w:cs="Times New Roman"/>
           <w:sz w:val="24"/>
           <w:szCs w:val="24"/>
         </w:rPr>
-        <w:t xml:space="preserve">on </w:t>
+        <w:t>on th</w:t>
       </w:r>
-      <w:proofErr w:type="spellStart"/>
-      <w:r>
-        <w:rPr>
-          <w:rFonts w:ascii="Yu Gothic UI Semilight" w:hAnsi="Yu Gothic UI Semilight" w:eastAsia="Yu Gothic UI Semilight" w:cs="Times New Roman"/>
-          <w:sz w:val="24"/>
-          <w:szCs w:val="24"/>
-        </w:rPr>
-        <w:t>th</w:t>
-      </w:r>
-      <w:proofErr w:type="spellEnd"/>
       <w:r>
         <w:rPr>
           <w:rFonts w:ascii="Yu Gothic UI Semilight" w:hAnsi="Yu Gothic UI Semilight" w:eastAsia="Yu Gothic UI Semilight" w:cs="Times New Roman"/>
@@ -673,9 +643,7 @@
           <w:dataBinding w:prefixMappings="xmlns:ns0='urn:microsoft-dynamics-nav/reports/Transferred_Share_Capital_Cert/52185822/'" w:xpath="/ns0:NavWordReportXmlPart[1]/ns0:Members[1]/ns0:PrintingDate[1]" w:storeItemID="{B633E5E3-7D40-4510-96AF-E7978810E449}"/>
           <w:text/>
         </w:sdtPr>
-        <w:sdtEndPr/>
         <w:sdtContent>
-          <w:proofErr w:type="spellStart"/>
           <w:r>
             <w:rPr>
               <w:rFonts w:ascii="Yu Gothic UI Semilight" w:hAnsi="Yu Gothic UI Semilight" w:eastAsia="Yu Gothic UI Semilight" w:cs="Times New Roman"/>
@@ -686,7 +654,6 @@
             </w:rPr>
             <w:t>PrintingDate</w:t>
           </w:r>
-          <w:proofErr w:type="spellEnd"/>
         </w:sdtContent>
       </w:sdt>
       <w:r>
@@ -811,7 +778,7 @@
                                 <w:szCs w:val="19"/>
                                 <w:lang w:val="en-US"/>
                               </w:rPr>
-                              <w:t>KENPIPE</w:t>
+                              <w:t xml:space="preserve">AZIMA </w:t>
                             </w:r>
                             <w:r>
                               <w:rPr>
@@ -820,7 +787,7 @@
                                 <w:sz w:val="19"/>
                                 <w:szCs w:val="19"/>
                               </w:rPr>
-                              <w:t xml:space="preserve"> DT SACCO to validate, visit any of our branches.</w:t>
+                              <w:t>SACCO to validate, visit any of our branches.</w:t>
                             </w:r>
                           </w:p>
                           <w:p>
@@ -853,9 +820,7 @@
                                 <w:dataBinding w:prefixMappings="xmlns:ns0='urn:microsoft-dynamics-nav/reports/Transferred_Share_Capital_Cert/52185822/'" w:xpath="/ns0:NavWordReportXmlPart[1]/ns0:Members[1]/ns0:SACCOName[1]" w:storeItemID="{B633E5E3-7D40-4510-96AF-E7978810E449}"/>
                                 <w:text/>
                               </w:sdtPr>
-                              <w:sdtEndPr/>
                               <w:sdtContent>
-                                <w:proofErr w:type="spellStart"/>
                                 <w:r>
                                   <w:rPr>
                                     <w:rFonts w:ascii="Yu Gothic Medium" w:hAnsi="Yu Gothic Medium" w:eastAsia="Yu Gothic Medium" w:cs="Segoe UI"/>
@@ -865,7 +830,6 @@
                                   </w:rPr>
                                   <w:t>SACCOName</w:t>
                                 </w:r>
-                                <w:proofErr w:type="spellEnd"/>
                               </w:sdtContent>
                             </w:sdt>
                             <w:r>
@@ -894,7 +858,6 @@
                               <w:dataBinding w:prefixMappings="xmlns:ns0='urn:microsoft-dynamics-nav/reports/Transferred_Share_Capital_Cert/52185822/'" w:xpath="/ns0:NavWordReportXmlPart[1]/ns0:Members[1]/ns0:PhysicalAddress[1]" w:storeItemID="{B633E5E3-7D40-4510-96AF-E7978810E449}"/>
                               <w:text/>
                             </w:sdtPr>
-                            <w:sdtEndPr/>
                             <w:sdtContent>
                               <w:p>
                                 <w:pPr>
@@ -912,7 +875,6 @@
                                     <w:szCs w:val="19"/>
                                   </w:rPr>
                                 </w:pPr>
-                                <w:proofErr w:type="spellStart"/>
                                 <w:r>
                                   <w:rPr>
                                     <w:rFonts w:ascii="Yu Gothic Medium" w:hAnsi="Yu Gothic Medium" w:eastAsia="Yu Gothic Medium"/>
@@ -923,7 +885,6 @@
                                   </w:rPr>
                                   <w:t>PhysicalAddress</w:t>
                                 </w:r>
-                                <w:proofErr w:type="spellEnd"/>
                               </w:p>
                             </w:sdtContent>
                           </w:sdt>
@@ -942,7 +903,6 @@
                               <w:dataBinding w:prefixMappings="xmlns:ns0='urn:microsoft-dynamics-nav/reports/Transferred_Share_Capital_Cert/52185822/'" w:xpath="/ns0:NavWordReportXmlPart[1]/ns0:Members[1]/ns0:PostOfficeAddress[1]" w:storeItemID="{B633E5E3-7D40-4510-96AF-E7978810E449}"/>
                               <w:text/>
                             </w:sdtPr>
-                            <w:sdtEndPr/>
                             <w:sdtContent>
                               <w:p>
                                 <w:pPr>
@@ -960,7 +920,6 @@
                                     <w:szCs w:val="19"/>
                                   </w:rPr>
                                 </w:pPr>
-                                <w:proofErr w:type="spellStart"/>
                                 <w:r>
                                   <w:rPr>
                                     <w:rFonts w:ascii="Yu Gothic Medium" w:hAnsi="Yu Gothic Medium" w:eastAsia="Yu Gothic Medium"/>
@@ -971,7 +930,6 @@
                                   </w:rPr>
                                   <w:t>PostOfficeAddress</w:t>
                                 </w:r>
-                                <w:proofErr w:type="spellEnd"/>
                               </w:p>
                             </w:sdtContent>
                           </w:sdt>
@@ -1029,7 +987,6 @@
                                 <w:dataBinding w:prefixMappings="xmlns:ns0='urn:microsoft-dynamics-nav/reports/Transferred_Share_Capital_Cert/52185822/'" w:xpath="/ns0:NavWordReportXmlPart[1]/ns0:Members[1]/ns0:Telephone[1]" w:storeItemID="{B633E5E3-7D40-4510-96AF-E7978810E449}"/>
                                 <w:text/>
                               </w:sdtPr>
-                              <w:sdtEndPr/>
                               <w:sdtContent>
                                 <w:r>
                                   <w:rPr>
@@ -1098,7 +1055,6 @@
                                 <w:dataBinding w:prefixMappings="xmlns:ns0='urn:microsoft-dynamics-nav/reports/Transferred_Share_Capital_Cert/52185822/'" w:xpath="/ns0:NavWordReportXmlPart[1]/ns0:Members[1]/ns0:Email[1]" w:storeItemID="{B633E5E3-7D40-4510-96AF-E7978810E449}"/>
                                 <w:text/>
                               </w:sdtPr>
-                              <w:sdtEndPr/>
                               <w:sdtContent>
                                 <w:r>
                                   <w:rPr>
@@ -1167,7 +1123,6 @@
                                 <w:dataBinding w:prefixMappings="xmlns:ns0='urn:microsoft-dynamics-nav/reports/Transferred_Share_Capital_Cert/52185822/'" w:xpath="/ns0:NavWordReportXmlPart[1]/ns0:Members[1]/ns0:Website[1]" w:storeItemID="{B633E5E3-7D40-4510-96AF-E7978810E449}"/>
                                 <w:text/>
                               </w:sdtPr>
-                              <w:sdtEndPr/>
                               <w:sdtContent>
                                 <w:r>
                                   <w:rPr>
@@ -1198,7 +1153,6 @@
                               <w:dataBinding w:prefixMappings="xmlns:ns0='urn:microsoft-dynamics-nav/reports/Transferred_Share_Capital_Cert/52185822/'" w:xpath="/ns0:NavWordReportXmlPart[1]/ns0:Members[1]/ns0:ISOCertification[1]" w:storeItemID="{B633E5E3-7D40-4510-96AF-E7978810E449}"/>
                               <w:text/>
                             </w:sdtPr>
-                            <w:sdtEndPr/>
                             <w:sdtContent>
                               <w:p>
                                 <w:pPr>
@@ -1217,7 +1171,6 @@
                                     <w:szCs w:val="19"/>
                                   </w:rPr>
                                 </w:pPr>
-                                <w:proofErr w:type="spellStart"/>
                                 <w:r>
                                   <w:rPr>
                                     <w:rFonts w:ascii="Yu Gothic Medium" w:hAnsi="Yu Gothic Medium" w:eastAsia="Yu Gothic Medium"/>
@@ -1229,7 +1182,6 @@
                                   </w:rPr>
                                   <w:t>ISOCertification</w:t>
                                 </w:r>
-                                <w:proofErr w:type="spellEnd"/>
                               </w:p>
                             </w:sdtContent>
                           </w:sdt>
@@ -1256,7 +1208,7 @@
                 <v:stroke joinstyle="miter"/>
                 <v:path gradientshapeok="t" o:connecttype="rect"/>
               </v:shapetype>
-              <v:shape id="_x0000_s1027" style="position:absolute;margin-left:-49.8pt;margin-top:62.45pt;width:351.75pt;height:195.75pt;z-index:251661312;visibility:visible;mso-wrap-style:square;mso-width-percent:0;mso-height-percent:0;mso-wrap-distance-left:9pt;mso-wrap-distance-top:7.2pt;mso-wrap-distance-right:9pt;mso-wrap-distance-bottom:7.2pt;mso-position-horizontal:absolute;mso-position-horizontal-relative:margin;mso-position-vertical:absolute;mso-position-vertical-relative:text;mso-width-percent:0;mso-height-percent:0;mso-width-relative:margin;mso-height-relative:margin;v-text-anchor:top" filled="f" stroked="f" type="#_x0000_t202" o:gfxdata="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">
+              <v:shape id="_x0000_s1027" style="position:absolute;margin-left:-49.8pt;margin-top:62.45pt;width:351.75pt;height:195.75pt;z-index:251661312;visibility:visible;mso-wrap-style:square;mso-width-percent:0;mso-height-percent:0;mso-wrap-distance-left:9pt;mso-wrap-distance-top:7.2pt;mso-wrap-distance-right:9pt;mso-wrap-distance-bottom:7.2pt;mso-position-horizontal:absolute;mso-position-horizontal-relative:margin;mso-position-vertical:absolute;mso-position-vertical-relative:text;mso-width-percent:0;mso-height-percent:0;mso-width-relative:margin;mso-height-relative:margin;v-text-anchor:top" filled="f" stroked="f" type="#_x0000_t202" o:gfxdata="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">
                 <v:textbox>
                   <w:txbxContent>
                     <w:p>
@@ -1312,7 +1264,7 @@
                           <w:szCs w:val="19"/>
                           <w:lang w:val="en-US"/>
                         </w:rPr>
-                        <w:t>KENPIPE</w:t>
+                        <w:t xml:space="preserve">AZIMA </w:t>
                       </w:r>
                       <w:r>
                         <w:rPr>
@@ -1321,7 +1273,7 @@
                           <w:sz w:val="19"/>
                           <w:szCs w:val="19"/>
                         </w:rPr>
-                        <w:t xml:space="preserve"> DT SACCO to validate, visit any of our branches.</w:t>
+                        <w:t>SACCO to validate, visit any of our branches.</w:t>
                       </w:r>
                     </w:p>
                     <w:p>
@@ -1354,9 +1306,7 @@
                           <w:dataBinding w:prefixMappings="xmlns:ns0='urn:microsoft-dynamics-nav/reports/Transferred_Share_Capital_Cert/52185822/'" w:xpath="/ns0:NavWordReportXmlPart[1]/ns0:Members[1]/ns0:SACCOName[1]" w:storeItemID="{B633E5E3-7D40-4510-96AF-E7978810E449}"/>
                           <w:text/>
                         </w:sdtPr>
-                        <w:sdtEndPr/>
                         <w:sdtContent>
-                          <w:proofErr w:type="spellStart"/>
                           <w:r>
                             <w:rPr>
                               <w:rFonts w:ascii="Yu Gothic Medium" w:hAnsi="Yu Gothic Medium" w:eastAsia="Yu Gothic Medium" w:cs="Segoe UI"/>
@@ -1366,7 +1316,6 @@
                             </w:rPr>
                             <w:t>SACCOName</w:t>
                           </w:r>
-                          <w:proofErr w:type="spellEnd"/>
                         </w:sdtContent>
                       </w:sdt>
                       <w:r>
@@ -1395,7 +1344,6 @@
                         <w:dataBinding w:prefixMappings="xmlns:ns0='urn:microsoft-dynamics-nav/reports/Transferred_Share_Capital_Cert/52185822/'" w:xpath="/ns0:NavWordReportXmlPart[1]/ns0:Members[1]/ns0:PhysicalAddress[1]" w:storeItemID="{B633E5E3-7D40-4510-96AF-E7978810E449}"/>
                         <w:text/>
                       </w:sdtPr>
-                      <w:sdtEndPr/>
                       <w:sdtContent>
                         <w:p>
                           <w:pPr>
@@ -1413,7 +1361,6 @@
                               <w:szCs w:val="19"/>
                             </w:rPr>
                           </w:pPr>
-                          <w:proofErr w:type="spellStart"/>
                           <w:r>
                             <w:rPr>
                               <w:rFonts w:ascii="Yu Gothic Medium" w:hAnsi="Yu Gothic Medium" w:eastAsia="Yu Gothic Medium"/>
@@ -1424,7 +1371,6 @@
                             </w:rPr>
                             <w:t>PhysicalAddress</w:t>
                           </w:r>
-                          <w:proofErr w:type="spellEnd"/>
                         </w:p>
                       </w:sdtContent>
                     </w:sdt>
@@ -1443,7 +1389,6 @@
                         <w:dataBinding w:prefixMappings="xmlns:ns0='urn:microsoft-dynamics-nav/reports/Transferred_Share_Capital_Cert/52185822/'" w:xpath="/ns0:NavWordReportXmlPart[1]/ns0:Members[1]/ns0:PostOfficeAddress[1]" w:storeItemID="{B633E5E3-7D40-4510-96AF-E7978810E449}"/>
                         <w:text/>
                       </w:sdtPr>
-                      <w:sdtEndPr/>
                       <w:sdtContent>
                         <w:p>
                           <w:pPr>
@@ -1461,7 +1406,6 @@
                               <w:szCs w:val="19"/>
                             </w:rPr>
                           </w:pPr>
-                          <w:proofErr w:type="spellStart"/>
                           <w:r>
                             <w:rPr>
                               <w:rFonts w:ascii="Yu Gothic Medium" w:hAnsi="Yu Gothic Medium" w:eastAsia="Yu Gothic Medium"/>
@@ -1472,7 +1416,6 @@
                             </w:rPr>
                             <w:t>PostOfficeAddress</w:t>
                           </w:r>
-                          <w:proofErr w:type="spellEnd"/>
                         </w:p>
                       </w:sdtContent>
                     </w:sdt>
@@ -1530,7 +1473,6 @@
                           <w:dataBinding w:prefixMappings="xmlns:ns0='urn:microsoft-dynamics-nav/reports/Transferred_Share_Capital_Cert/52185822/'" w:xpath="/ns0:NavWordReportXmlPart[1]/ns0:Members[1]/ns0:Telephone[1]" w:storeItemID="{B633E5E3-7D40-4510-96AF-E7978810E449}"/>
                           <w:text/>
                         </w:sdtPr>
-                        <w:sdtEndPr/>
                         <w:sdtContent>
                           <w:r>
                             <w:rPr>
@@ -1599,7 +1541,6 @@
                           <w:dataBinding w:prefixMappings="xmlns:ns0='urn:microsoft-dynamics-nav/reports/Transferred_Share_Capital_Cert/52185822/'" w:xpath="/ns0:NavWordReportXmlPart[1]/ns0:Members[1]/ns0:Email[1]" w:storeItemID="{B633E5E3-7D40-4510-96AF-E7978810E449}"/>
                           <w:text/>
                         </w:sdtPr>
-                        <w:sdtEndPr/>
                         <w:sdtContent>
                           <w:r>
                             <w:rPr>
@@ -1668,7 +1609,6 @@
                           <w:dataBinding w:prefixMappings="xmlns:ns0='urn:microsoft-dynamics-nav/reports/Transferred_Share_Capital_Cert/52185822/'" w:xpath="/ns0:NavWordReportXmlPart[1]/ns0:Members[1]/ns0:Website[1]" w:storeItemID="{B633E5E3-7D40-4510-96AF-E7978810E449}"/>
                           <w:text/>
                         </w:sdtPr>
-                        <w:sdtEndPr/>
                         <w:sdtContent>
                           <w:r>
                             <w:rPr>
@@ -1699,7 +1639,6 @@
                         <w:dataBinding w:prefixMappings="xmlns:ns0='urn:microsoft-dynamics-nav/reports/Transferred_Share_Capital_Cert/52185822/'" w:xpath="/ns0:NavWordReportXmlPart[1]/ns0:Members[1]/ns0:ISOCertification[1]" w:storeItemID="{B633E5E3-7D40-4510-96AF-E7978810E449}"/>
                         <w:text/>
                       </w:sdtPr>
-                      <w:sdtEndPr/>
                       <w:sdtContent>
                         <w:p>
                           <w:pPr>
@@ -1718,7 +1657,6 @@
                               <w:szCs w:val="19"/>
                             </w:rPr>
                           </w:pPr>
-                          <w:proofErr w:type="spellStart"/>
                           <w:r>
                             <w:rPr>
                               <w:rFonts w:ascii="Yu Gothic Medium" w:hAnsi="Yu Gothic Medium" w:eastAsia="Yu Gothic Medium"/>
@@ -1730,7 +1668,6 @@
                             </w:rPr>
                             <w:t>ISOCertification</w:t>
                           </w:r>
-                          <w:proofErr w:type="spellEnd"/>
                         </w:p>
                       </w:sdtContent>
                     </w:sdt>
@@ -1851,7 +1788,6 @@
                               <w:dataBinding w:prefixMappings="xmlns:ns0='urn:microsoft-dynamics-nav/reports/Transferred_Share_Capital_Cert/52185822/'" w:xpath="/ns0:NavWordReportXmlPart[1]/ns0:Members[1]/ns0:CEO_Signature[1]" w:storeItemID="{B633E5E3-7D40-4510-96AF-E7978810E449}"/>
                               <w:picture/>
                             </w:sdtPr>
-                            <w:sdtEndPr/>
                             <w:sdtContent>
                               <w:p>
                                 <w:pPr>
@@ -1937,7 +1873,6 @@
                               <w:dataBinding w:prefixMappings="xmlns:ns0='urn:microsoft-dynamics-nav/reports/Transferred_Share_Capital_Cert/52185822/'" w:xpath="/ns0:NavWordReportXmlPart[1]/ns0:Members[1]/ns0:CEOName[1]" w:storeItemID="{B633E5E3-7D40-4510-96AF-E7978810E449}"/>
                               <w:text/>
                             </w:sdtPr>
-                            <w:sdtEndPr/>
                             <w:sdtContent>
                               <w:p>
                                 <w:pPr>
@@ -1949,7 +1884,6 @@
                                     <w:szCs w:val="26"/>
                                   </w:rPr>
                                 </w:pPr>
-                                <w:proofErr w:type="spellStart"/>
                                 <w:r>
                                   <w:rPr>
                                     <w:rFonts w:ascii="Book Antiqua" w:hAnsi="Book Antiqua"/>
@@ -1959,7 +1893,6 @@
                                   </w:rPr>
                                   <w:t>CEOName</w:t>
                                 </w:r>
-                                <w:proofErr w:type="spellEnd"/>
                               </w:p>
                             </w:sdtContent>
                           </w:sdt>
@@ -2002,7 +1935,7 @@
               </wp:anchor>
             </w:drawing>
           </mc:Choice>
-          <mc:Fallback xmlns:w16="http://schemas.microsoft.com/office/word/2018/wordml" xmlns:w16cex="http://schemas.microsoft.com/office/word/2018/wordml/cex">
+          <mc:Fallback xmlns:a14="http://schemas.microsoft.com/office/drawing/2010/main" xmlns:pic="http://schemas.openxmlformats.org/drawingml/2006/picture" xmlns:a="http://schemas.openxmlformats.org/drawingml/2006/main">
             <w:pict>
               <v:shape id="_x0000_s1028" style="position:absolute;margin-left:537.45pt;margin-top:41.5pt;width:170pt;height:229.7pt;z-index:251665408;visibility:visible;mso-wrap-style:square;mso-width-percent:0;mso-height-percent:0;mso-wrap-distance-left:9pt;mso-wrap-distance-top:3.6pt;mso-wrap-distance-right:9pt;mso-wrap-distance-bottom:3.6pt;mso-position-horizontal:absolute;mso-position-horizontal-relative:margin;mso-position-vertical:absolute;mso-position-vertical-relative:text;mso-width-percent:0;mso-height-percent:0;mso-width-relative:margin;mso-height-relative:margin;v-text-anchor:top" filled="f" stroked="f" type="#_x0000_t202" o:gfxdata="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" w14:anchorId="3F052E3A">
                 <v:textbox>
@@ -2298,7 +2231,6 @@
                               <w:dataBinding w:prefixMappings="xmlns:ns0='urn:microsoft-dynamics-nav/reports/Transferred_Share_Capital_Cert/52185822/'" w:xpath="/ns0:NavWordReportXmlPart[1]/ns0:Members[1]/ns0:Director_Signature[1]" w:storeItemID="{B633E5E3-7D40-4510-96AF-E7978810E449}"/>
                               <w:picture/>
                             </w:sdtPr>
-                            <w:sdtEndPr/>
                             <w:sdtContent>
                               <w:p>
                                 <w:pPr>
@@ -2336,7 +2268,7 @@
                                               </pic:cNvPicPr>
                                             </pic:nvPicPr>
                                             <pic:blipFill>
-                                              <a:blip r:embed="rId9">
+                                              <a:blip r:embed="rId8">
                                                 <a:extLst>
                                                   <a:ext uri="{28A0092B-C50C-407E-A947-70E740481C1C}">
                                                     <a14:useLocalDpi xmlns:a14="http://schemas.microsoft.com/office/drawing/2010/main" val="0"/>
@@ -2395,7 +2327,6 @@
                               <w:dataBinding w:prefixMappings="xmlns:ns0='urn:microsoft-dynamics-nav/reports/Transferred_Share_Capital_Cert/52185822/'" w:xpath="/ns0:NavWordReportXmlPart[1]/ns0:Members[1]/ns0:DirectorName[1]" w:storeItemID="{B633E5E3-7D40-4510-96AF-E7978810E449}"/>
                               <w:text/>
                             </w:sdtPr>
-                            <w:sdtEndPr/>
                             <w:sdtContent>
                               <w:p>
                                 <w:pPr>
@@ -2407,7 +2338,6 @@
                                     <w:szCs w:val="24"/>
                                   </w:rPr>
                                 </w:pPr>
-                                <w:proofErr w:type="spellStart"/>
                                 <w:r>
                                   <w:rPr>
                                     <w:rFonts w:ascii="Book Antiqua" w:hAnsi="Book Antiqua"/>
@@ -2417,7 +2347,6 @@
                                   </w:rPr>
                                   <w:t>DirectorName</w:t>
                                 </w:r>
-                                <w:proofErr w:type="spellEnd"/>
                               </w:p>
                             </w:sdtContent>
                           </w:sdt>
@@ -2460,7 +2389,7 @@
               </wp:anchor>
             </w:drawing>
           </mc:Choice>
-          <mc:Fallback xmlns:w16="http://schemas.microsoft.com/office/word/2018/wordml" xmlns:w16cex="http://schemas.microsoft.com/office/word/2018/wordml/cex">
+          <mc:Fallback xmlns:a14="http://schemas.microsoft.com/office/drawing/2010/main" xmlns:pic="http://schemas.openxmlformats.org/drawingml/2006/picture" xmlns:a="http://schemas.openxmlformats.org/drawingml/2006/main">
             <w:pict>
               <v:shape id="_x0000_s1029" style="position:absolute;margin-left:328.1pt;margin-top:65.7pt;width:183.2pt;height:205.1pt;z-index:251663360;visibility:visible;mso-wrap-style:square;mso-width-percent:0;mso-height-percent:0;mso-wrap-distance-left:9pt;mso-wrap-distance-top:3.6pt;mso-wrap-distance-right:9pt;mso-wrap-distance-bottom:3.6pt;mso-position-horizontal:absolute;mso-position-horizontal-relative:margin;mso-position-vertical:absolute;mso-position-vertical-relative:text;mso-width-percent:0;mso-height-percent:0;mso-width-relative:margin;mso-height-relative:margin;v-text-anchor:top" filled="f" stroked="f" type="#_x0000_t202" o:gfxdata="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" w14:anchorId="43BFA53D">
                 <v:textbox>
@@ -2669,7 +2598,7 @@
 </file>
 
 <file path=word/endnotes.xml><?xml version="1.0" encoding="utf-8"?>
-<w:endnotes xmlns:wpc="http://schemas.microsoft.com/office/word/2010/wordprocessingCanvas" xmlns:cx="http://schemas.microsoft.com/office/drawing/2014/chartex" xmlns:cx1="http://schemas.microsoft.com/office/drawing/2015/9/8/chartex" xmlns:cx2="http://schemas.microsoft.com/office/drawing/2015/10/21/chartex" xmlns:cx3="http://schemas.microsoft.com/office/drawing/2016/5/9/chartex" xmlns:cx4="http://schemas.microsoft.com/office/drawing/2016/5/10/chartex" xmlns:cx5="http://schemas.microsoft.com/office/drawing/2016/5/11/chartex" xmlns:cx6="http://schemas.microsoft.com/office/drawing/2016/5/12/chartex" xmlns:cx7="http://schemas.microsoft.com/office/drawing/2016/5/13/chartex" xmlns:cx8="http://schemas.microsoft.com/office/drawing/2016/5/14/chartex" xmlns:mc="http://schemas.openxmlformats.org/markup-compatibility/2006" xmlns:aink="http://schemas.microsoft.com/office/drawing/2016/ink" xmlns:am3d="http://schemas.microsoft.com/office/drawing/2017/model3d" xmlns:o="urn:schemas-microsoft-com:office:office" xmlns:r="http://schemas.openxmlformats.org/officeDocument/2006/relationships" xmlns:m="http://schemas.openxmlformats.org/officeDocument/2006/math" xmlns:v="urn:schemas-microsoft-com:vml" xmlns:wp14="http://schemas.microsoft.com/office/word/2010/wordprocessingDrawing" xmlns:wp="http://schemas.openxmlformats.org/drawingml/2006/wordprocessingDrawing" xmlns:w10="urn:schemas-microsoft-com:office:word" xmlns:w="http://schemas.openxmlformats.org/wordprocessingml/2006/main" xmlns:w14="http://schemas.microsoft.com/office/word/2010/wordml" xmlns:w15="http://schemas.microsoft.com/office/word/2012/wordml" xmlns:w16cid="http://schemas.microsoft.com/office/word/2016/wordml/cid" xmlns:w16se="http://schemas.microsoft.com/office/word/2015/wordml/symex" xmlns:wpg="http://schemas.microsoft.com/office/word/2010/wordprocessingGroup" xmlns:wpi="http://schemas.microsoft.com/office/word/2010/wordprocessingInk" xmlns:wne="http://schemas.microsoft.com/office/word/2006/wordml" xmlns:wps="http://schemas.microsoft.com/office/word/2010/wordprocessingShape" mc:Ignorable="w14 w15 w16se w16cid wp14">
+<w:endnotes xmlns:wpc="http://schemas.microsoft.com/office/word/2010/wordprocessingCanvas" xmlns:cx="http://schemas.microsoft.com/office/drawing/2014/chartex" xmlns:cx1="http://schemas.microsoft.com/office/drawing/2015/9/8/chartex" xmlns:cx2="http://schemas.microsoft.com/office/drawing/2015/10/21/chartex" xmlns:cx3="http://schemas.microsoft.com/office/drawing/2016/5/9/chartex" xmlns:cx4="http://schemas.microsoft.com/office/drawing/2016/5/10/chartex" xmlns:cx5="http://schemas.microsoft.com/office/drawing/2016/5/11/chartex" xmlns:cx6="http://schemas.microsoft.com/office/drawing/2016/5/12/chartex" xmlns:cx7="http://schemas.microsoft.com/office/drawing/2016/5/13/chartex" xmlns:cx8="http://schemas.microsoft.com/office/drawing/2016/5/14/chartex" xmlns:mc="http://schemas.openxmlformats.org/markup-compatibility/2006" xmlns:aink="http://schemas.microsoft.com/office/drawing/2016/ink" xmlns:am3d="http://schemas.microsoft.com/office/drawing/2017/model3d" xmlns:o="urn:schemas-microsoft-com:office:office" xmlns:oel="http://schemas.microsoft.com/office/2019/extlst" xmlns:r="http://schemas.openxmlformats.org/officeDocument/2006/relationships" xmlns:m="http://schemas.openxmlformats.org/officeDocument/2006/math" xmlns:v="urn:schemas-microsoft-com:vml" xmlns:wp14="http://schemas.microsoft.com/office/word/2010/wordprocessingDrawing" xmlns:wp="http://schemas.openxmlformats.org/drawingml/2006/wordprocessingDrawing" xmlns:w10="urn:schemas-microsoft-com:office:word" xmlns:w="http://schemas.openxmlformats.org/wordprocessingml/2006/main" xmlns:w14="http://schemas.microsoft.com/office/word/2010/wordml" xmlns:w15="http://schemas.microsoft.com/office/word/2012/wordml" xmlns:w16cex="http://schemas.microsoft.com/office/word/2018/wordml/cex" xmlns:w16cid="http://schemas.microsoft.com/office/word/2016/wordml/cid" xmlns:w16="http://schemas.microsoft.com/office/word/2018/wordml" xmlns:w16du="http://schemas.microsoft.com/office/word/2023/wordml/word16du" xmlns:w16sdtdh="http://schemas.microsoft.com/office/word/2020/wordml/sdtdatahash" xmlns:w16sdtfl="http://schemas.microsoft.com/office/word/2024/wordml/sdtformatlock" xmlns:w16se="http://schemas.microsoft.com/office/word/2015/wordml/symex" xmlns:wpg="http://schemas.microsoft.com/office/word/2010/wordprocessingGroup" xmlns:wpi="http://schemas.microsoft.com/office/word/2010/wordprocessingInk" xmlns:wne="http://schemas.microsoft.com/office/word/2006/wordml" xmlns:wps="http://schemas.microsoft.com/office/word/2010/wordprocessingShape" mc:Ignorable="w14 w15 w16se w16cid w16 w16cex w16sdtdh w16sdtfl w16du wp14">
   <w:endnote w:type="separator" w:id="-1">
     <w:p>
       <w:pPr>
@@ -2694,7 +2623,7 @@
 </file>
 
 <file path=word/footer1.xml><?xml version="1.0" encoding="utf-8"?>
-<w:ftr xmlns:wpc="http://schemas.microsoft.com/office/word/2010/wordprocessingCanvas" xmlns:cx="http://schemas.microsoft.com/office/drawing/2014/chartex" xmlns:cx1="http://schemas.microsoft.com/office/drawing/2015/9/8/chartex" xmlns:cx2="http://schemas.microsoft.com/office/drawing/2015/10/21/chartex" xmlns:cx3="http://schemas.microsoft.com/office/drawing/2016/5/9/chartex" xmlns:cx4="http://schemas.microsoft.com/office/drawing/2016/5/10/chartex" xmlns:cx5="http://schemas.microsoft.com/office/drawing/2016/5/11/chartex" xmlns:cx6="http://schemas.microsoft.com/office/drawing/2016/5/12/chartex" xmlns:cx7="http://schemas.microsoft.com/office/drawing/2016/5/13/chartex" xmlns:cx8="http://schemas.microsoft.com/office/drawing/2016/5/14/chartex" xmlns:mc="http://schemas.openxmlformats.org/markup-compatibility/2006" xmlns:aink="http://schemas.microsoft.com/office/drawing/2016/ink" xmlns:am3d="http://schemas.microsoft.com/office/drawing/2017/model3d" xmlns:o="urn:schemas-microsoft-com:office:office" xmlns:r="http://schemas.openxmlformats.org/officeDocument/2006/relationships" xmlns:m="http://schemas.openxmlformats.org/officeDocument/2006/math" xmlns:v="urn:schemas-microsoft-com:vml" xmlns:wp14="http://schemas.microsoft.com/office/word/2010/wordprocessingDrawing" xmlns:wp="http://schemas.openxmlformats.org/drawingml/2006/wordprocessingDrawing" xmlns:w10="urn:schemas-microsoft-com:office:word" xmlns:w="http://schemas.openxmlformats.org/wordprocessingml/2006/main" xmlns:w14="http://schemas.microsoft.com/office/word/2010/wordml" xmlns:w15="http://schemas.microsoft.com/office/word/2012/wordml" xmlns:w16cid="http://schemas.microsoft.com/office/word/2016/wordml/cid" xmlns:w16se="http://schemas.microsoft.com/office/word/2015/wordml/symex" xmlns:wpg="http://schemas.microsoft.com/office/word/2010/wordprocessingGroup" xmlns:wpi="http://schemas.microsoft.com/office/word/2010/wordprocessingInk" xmlns:wne="http://schemas.microsoft.com/office/word/2006/wordml" xmlns:wps="http://schemas.microsoft.com/office/word/2010/wordprocessingShape" mc:Ignorable="w14 w15 w16se w16cid wp14">
+<w:ftr xmlns:wpc="http://schemas.microsoft.com/office/word/2010/wordprocessingCanvas" xmlns:cx="http://schemas.microsoft.com/office/drawing/2014/chartex" xmlns:cx1="http://schemas.microsoft.com/office/drawing/2015/9/8/chartex" xmlns:cx2="http://schemas.microsoft.com/office/drawing/2015/10/21/chartex" xmlns:cx3="http://schemas.microsoft.com/office/drawing/2016/5/9/chartex" xmlns:cx4="http://schemas.microsoft.com/office/drawing/2016/5/10/chartex" xmlns:cx5="http://schemas.microsoft.com/office/drawing/2016/5/11/chartex" xmlns:cx6="http://schemas.microsoft.com/office/drawing/2016/5/12/chartex" xmlns:cx7="http://schemas.microsoft.com/office/drawing/2016/5/13/chartex" xmlns:cx8="http://schemas.microsoft.com/office/drawing/2016/5/14/chartex" xmlns:mc="http://schemas.openxmlformats.org/markup-compatibility/2006" xmlns:aink="http://schemas.microsoft.com/office/drawing/2016/ink" xmlns:am3d="http://schemas.microsoft.com/office/drawing/2017/model3d" xmlns:o="urn:schemas-microsoft-com:office:office" xmlns:oel="http://schemas.microsoft.com/office/2019/extlst" xmlns:r="http://schemas.openxmlformats.org/officeDocument/2006/relationships" xmlns:m="http://schemas.openxmlformats.org/officeDocument/2006/math" xmlns:v="urn:schemas-microsoft-com:vml" xmlns:wp14="http://schemas.microsoft.com/office/word/2010/wordprocessingDrawing" xmlns:wp="http://schemas.openxmlformats.org/drawingml/2006/wordprocessingDrawing" xmlns:w10="urn:schemas-microsoft-com:office:word" xmlns:w="http://schemas.openxmlformats.org/wordprocessingml/2006/main" xmlns:w14="http://schemas.microsoft.com/office/word/2010/wordml" xmlns:w15="http://schemas.microsoft.com/office/word/2012/wordml" xmlns:w16cex="http://schemas.microsoft.com/office/word/2018/wordml/cex" xmlns:w16cid="http://schemas.microsoft.com/office/word/2016/wordml/cid" xmlns:w16="http://schemas.microsoft.com/office/word/2018/wordml" xmlns:w16du="http://schemas.microsoft.com/office/word/2023/wordml/word16du" xmlns:w16sdtdh="http://schemas.microsoft.com/office/word/2020/wordml/sdtdatahash" xmlns:w16sdtfl="http://schemas.microsoft.com/office/word/2024/wordml/sdtformatlock" xmlns:w16se="http://schemas.microsoft.com/office/word/2015/wordml/symex" xmlns:wpg="http://schemas.microsoft.com/office/word/2010/wordprocessingGroup" xmlns:wpi="http://schemas.microsoft.com/office/word/2010/wordprocessingInk" xmlns:wne="http://schemas.microsoft.com/office/word/2006/wordml" xmlns:wps="http://schemas.microsoft.com/office/word/2010/wordprocessingShape" mc:Ignorable="w14 w15 w16se w16cid w16 w16cex w16sdtdh w16sdtfl w16du wp14">
   <w:tbl>
     <w:tblPr>
       <w:tblW w:w="5099" w:type="pct"/>
@@ -2731,7 +2660,7 @@
             <w:pStyle w:val="Header"/>
             <w:rPr>
               <w:caps/>
-              <w:color w:val="FF0000"/>
+              <w:color w:val="C0CF3A" w:themeColor="accent3"/>
               <w:sz w:val="18"/>
             </w:rPr>
           </w:pPr>
@@ -2769,7 +2698,7 @@
 </file>
 
 <file path=word/footnotes.xml><?xml version="1.0" encoding="utf-8"?>
-<w:footnotes xmlns:wpc="http://schemas.microsoft.com/office/word/2010/wordprocessingCanvas" xmlns:cx="http://schemas.microsoft.com/office/drawing/2014/chartex" xmlns:cx1="http://schemas.microsoft.com/office/drawing/2015/9/8/chartex" xmlns:cx2="http://schemas.microsoft.com/office/drawing/2015/10/21/chartex" xmlns:cx3="http://schemas.microsoft.com/office/drawing/2016/5/9/chartex" xmlns:cx4="http://schemas.microsoft.com/office/drawing/2016/5/10/chartex" xmlns:cx5="http://schemas.microsoft.com/office/drawing/2016/5/11/chartex" xmlns:cx6="http://schemas.microsoft.com/office/drawing/2016/5/12/chartex" xmlns:cx7="http://schemas.microsoft.com/office/drawing/2016/5/13/chartex" xmlns:cx8="http://schemas.microsoft.com/office/drawing/2016/5/14/chartex" xmlns:mc="http://schemas.openxmlformats.org/markup-compatibility/2006" xmlns:aink="http://schemas.microsoft.com/office/drawing/2016/ink" xmlns:am3d="http://schemas.microsoft.com/office/drawing/2017/model3d" xmlns:o="urn:schemas-microsoft-com:office:office" xmlns:r="http://schemas.openxmlformats.org/officeDocument/2006/relationships" xmlns:m="http://schemas.openxmlformats.org/officeDocument/2006/math" xmlns:v="urn:schemas-microsoft-com:vml" xmlns:wp14="http://schemas.microsoft.com/office/word/2010/wordprocessingDrawing" xmlns:wp="http://schemas.openxmlformats.org/drawingml/2006/wordprocessingDrawing" xmlns:w10="urn:schemas-microsoft-com:office:word" xmlns:w="http://schemas.openxmlformats.org/wordprocessingml/2006/main" xmlns:w14="http://schemas.microsoft.com/office/word/2010/wordml" xmlns:w15="http://schemas.microsoft.com/office/word/2012/wordml" xmlns:w16cid="http://schemas.microsoft.com/office/word/2016/wordml/cid" xmlns:w16se="http://schemas.microsoft.com/office/word/2015/wordml/symex" xmlns:wpg="http://schemas.microsoft.com/office/word/2010/wordprocessingGroup" xmlns:wpi="http://schemas.microsoft.com/office/word/2010/wordprocessingInk" xmlns:wne="http://schemas.microsoft.com/office/word/2006/wordml" xmlns:wps="http://schemas.microsoft.com/office/word/2010/wordprocessingShape" mc:Ignorable="w14 w15 w16se w16cid wp14">
+<w:footnotes xmlns:wpc="http://schemas.microsoft.com/office/word/2010/wordprocessingCanvas" xmlns:cx="http://schemas.microsoft.com/office/drawing/2014/chartex" xmlns:cx1="http://schemas.microsoft.com/office/drawing/2015/9/8/chartex" xmlns:cx2="http://schemas.microsoft.com/office/drawing/2015/10/21/chartex" xmlns:cx3="http://schemas.microsoft.com/office/drawing/2016/5/9/chartex" xmlns:cx4="http://schemas.microsoft.com/office/drawing/2016/5/10/chartex" xmlns:cx5="http://schemas.microsoft.com/office/drawing/2016/5/11/chartex" xmlns:cx6="http://schemas.microsoft.com/office/drawing/2016/5/12/chartex" xmlns:cx7="http://schemas.microsoft.com/office/drawing/2016/5/13/chartex" xmlns:cx8="http://schemas.microsoft.com/office/drawing/2016/5/14/chartex" xmlns:mc="http://schemas.openxmlformats.org/markup-compatibility/2006" xmlns:aink="http://schemas.microsoft.com/office/drawing/2016/ink" xmlns:am3d="http://schemas.microsoft.com/office/drawing/2017/model3d" xmlns:o="urn:schemas-microsoft-com:office:office" xmlns:oel="http://schemas.microsoft.com/office/2019/extlst" xmlns:r="http://schemas.openxmlformats.org/officeDocument/2006/relationships" xmlns:m="http://schemas.openxmlformats.org/officeDocument/2006/math" xmlns:v="urn:schemas-microsoft-com:vml" xmlns:wp14="http://schemas.microsoft.com/office/word/2010/wordprocessingDrawing" xmlns:wp="http://schemas.openxmlformats.org/drawingml/2006/wordprocessingDrawing" xmlns:w10="urn:schemas-microsoft-com:office:word" xmlns:w="http://schemas.openxmlformats.org/wordprocessingml/2006/main" xmlns:w14="http://schemas.microsoft.com/office/word/2010/wordml" xmlns:w15="http://schemas.microsoft.com/office/word/2012/wordml" xmlns:w16cex="http://schemas.microsoft.com/office/word/2018/wordml/cex" xmlns:w16cid="http://schemas.microsoft.com/office/word/2016/wordml/cid" xmlns:w16="http://schemas.microsoft.com/office/word/2018/wordml" xmlns:w16du="http://schemas.microsoft.com/office/word/2023/wordml/word16du" xmlns:w16sdtdh="http://schemas.microsoft.com/office/word/2020/wordml/sdtdatahash" xmlns:w16sdtfl="http://schemas.microsoft.com/office/word/2024/wordml/sdtformatlock" xmlns:w16se="http://schemas.microsoft.com/office/word/2015/wordml/symex" xmlns:wpg="http://schemas.microsoft.com/office/word/2010/wordprocessingGroup" xmlns:wpi="http://schemas.microsoft.com/office/word/2010/wordprocessingInk" xmlns:wne="http://schemas.microsoft.com/office/word/2006/wordml" xmlns:wps="http://schemas.microsoft.com/office/word/2010/wordprocessingShape" mc:Ignorable="w14 w15 w16se w16cid w16 w16cex w16sdtdh w16sdtfl w16du wp14">
   <w:footnote w:type="separator" w:id="-1">
     <w:p>
       <w:pPr>
@@ -2794,7 +2723,7 @@
 </file>
 
 <file path=word/header1.xml><?xml version="1.0" encoding="utf-8"?>
-<w:hdr xmlns:a="http://schemas.openxmlformats.org/drawingml/2006/main" xmlns:w16="http://schemas.microsoft.com/office/word/2018/wordml" xmlns:w16cex="http://schemas.microsoft.com/office/word/2018/wordml/cex" xmlns:pic="http://schemas.openxmlformats.org/drawingml/2006/picture" xmlns:a14="http://schemas.microsoft.com/office/drawing/2010/main" xmlns:wpc="http://schemas.microsoft.com/office/word/2010/wordprocessingCanvas" xmlns:cx="http://schemas.microsoft.com/office/drawing/2014/chartex" xmlns:cx1="http://schemas.microsoft.com/office/drawing/2015/9/8/chartex" xmlns:cx2="http://schemas.microsoft.com/office/drawing/2015/10/21/chartex" xmlns:cx3="http://schemas.microsoft.com/office/drawing/2016/5/9/chartex" xmlns:cx4="http://schemas.microsoft.com/office/drawing/2016/5/10/chartex" xmlns:cx5="http://schemas.microsoft.com/office/drawing/2016/5/11/chartex" xmlns:cx6="http://schemas.microsoft.com/office/drawing/2016/5/12/chartex" xmlns:cx7="http://schemas.microsoft.com/office/drawing/2016/5/13/chartex" xmlns:cx8="http://schemas.microsoft.com/office/drawing/2016/5/14/chartex" xmlns:mc="http://schemas.openxmlformats.org/markup-compatibility/2006" xmlns:aink="http://schemas.microsoft.com/office/drawing/2016/ink" xmlns:am3d="http://schemas.microsoft.com/office/drawing/2017/model3d" xmlns:o="urn:schemas-microsoft-com:office:office" xmlns:r="http://schemas.openxmlformats.org/officeDocument/2006/relationships" xmlns:m="http://schemas.openxmlformats.org/officeDocument/2006/math" xmlns:v="urn:schemas-microsoft-com:vml" xmlns:wp14="http://schemas.microsoft.com/office/word/2010/wordprocessingDrawing" xmlns:wp="http://schemas.openxmlformats.org/drawingml/2006/wordprocessingDrawing" xmlns:w10="urn:schemas-microsoft-com:office:word" xmlns:w="http://schemas.openxmlformats.org/wordprocessingml/2006/main" xmlns:w14="http://schemas.microsoft.com/office/word/2010/wordml" xmlns:w15="http://schemas.microsoft.com/office/word/2012/wordml" xmlns:w16cid="http://schemas.microsoft.com/office/word/2016/wordml/cid" xmlns:w16se="http://schemas.microsoft.com/office/word/2015/wordml/symex" xmlns:wpg="http://schemas.microsoft.com/office/word/2010/wordprocessingGroup" xmlns:wpi="http://schemas.microsoft.com/office/word/2010/wordprocessingInk" xmlns:wne="http://schemas.microsoft.com/office/word/2006/wordml" xmlns:wps="http://schemas.microsoft.com/office/word/2010/wordprocessingShape" mc:Ignorable="w14 w15 w16se w16cid wp14">
+<w:hdr xmlns:a="http://schemas.openxmlformats.org/drawingml/2006/main" xmlns:wpc="http://schemas.microsoft.com/office/word/2010/wordprocessingCanvas" xmlns:cx="http://schemas.microsoft.com/office/drawing/2014/chartex" xmlns:cx1="http://schemas.microsoft.com/office/drawing/2015/9/8/chartex" xmlns:cx2="http://schemas.microsoft.com/office/drawing/2015/10/21/chartex" xmlns:cx3="http://schemas.microsoft.com/office/drawing/2016/5/9/chartex" xmlns:cx4="http://schemas.microsoft.com/office/drawing/2016/5/10/chartex" xmlns:cx5="http://schemas.microsoft.com/office/drawing/2016/5/11/chartex" xmlns:cx6="http://schemas.microsoft.com/office/drawing/2016/5/12/chartex" xmlns:cx7="http://schemas.microsoft.com/office/drawing/2016/5/13/chartex" xmlns:cx8="http://schemas.microsoft.com/office/drawing/2016/5/14/chartex" xmlns:mc="http://schemas.openxmlformats.org/markup-compatibility/2006" xmlns:aink="http://schemas.microsoft.com/office/drawing/2016/ink" xmlns:am3d="http://schemas.microsoft.com/office/drawing/2017/model3d" xmlns:o="urn:schemas-microsoft-com:office:office" xmlns:oel="http://schemas.microsoft.com/office/2019/extlst" xmlns:r="http://schemas.openxmlformats.org/officeDocument/2006/relationships" xmlns:m="http://schemas.openxmlformats.org/officeDocument/2006/math" xmlns:v="urn:schemas-microsoft-com:vml" xmlns:wp14="http://schemas.microsoft.com/office/word/2010/wordprocessingDrawing" xmlns:wp="http://schemas.openxmlformats.org/drawingml/2006/wordprocessingDrawing" xmlns:w10="urn:schemas-microsoft-com:office:word" xmlns:w="http://schemas.openxmlformats.org/wordprocessingml/2006/main" xmlns:w14="http://schemas.microsoft.com/office/word/2010/wordml" xmlns:w15="http://schemas.microsoft.com/office/word/2012/wordml" xmlns:w16cex="http://schemas.microsoft.com/office/word/2018/wordml/cex" xmlns:w16cid="http://schemas.microsoft.com/office/word/2016/wordml/cid" xmlns:w16="http://schemas.microsoft.com/office/word/2018/wordml" xmlns:w16du="http://schemas.microsoft.com/office/word/2023/wordml/word16du" xmlns:w16sdtdh="http://schemas.microsoft.com/office/word/2020/wordml/sdtdatahash" xmlns:w16sdtfl="http://schemas.microsoft.com/office/word/2024/wordml/sdtformatlock" xmlns:w16se="http://schemas.microsoft.com/office/word/2015/wordml/symex" xmlns:wpg="http://schemas.microsoft.com/office/word/2010/wordprocessingGroup" xmlns:wpi="http://schemas.microsoft.com/office/word/2010/wordprocessingInk" xmlns:wne="http://schemas.microsoft.com/office/word/2006/wordml" xmlns:wps="http://schemas.microsoft.com/office/word/2010/wordprocessingShape" mc:Ignorable="w14 w15 w16se w16cid w16 w16cex w16sdtdh w16sdtfl w16du wp14">
   <w:p>
     <w:pPr>
       <w:pStyle w:val="NormalWeb"/>
@@ -2810,15 +2739,15 @@
       <mc:AlternateContent>
         <mc:Choice Requires="wpg">
           <w:drawing>
-            <wp:anchor distT="0" distB="0" distL="114300" distR="114300" simplePos="0" relativeHeight="251657216" behindDoc="0" locked="0" layoutInCell="1" allowOverlap="1" wp14:editId="6EA952ED" wp14:anchorId="1037ECA5">
+            <wp:anchor distT="0" distB="0" distL="114300" distR="114300" simplePos="0" relativeHeight="251657216" behindDoc="0" locked="0" layoutInCell="1" allowOverlap="1" wp14:editId="0F16488B" wp14:anchorId="1037ECA5">
               <wp:simplePos x="0" y="0"/>
               <wp:positionH relativeFrom="page">
-                <wp:posOffset>-1085850</wp:posOffset>
+                <wp:posOffset>-1038225</wp:posOffset>
               </wp:positionH>
               <wp:positionV relativeFrom="page">
-                <wp:align>top</wp:align>
+                <wp:posOffset>-152400</wp:posOffset>
               </wp:positionV>
-              <wp:extent cx="5048250" cy="928088"/>
+              <wp:extent cx="5048250" cy="1004287"/>
               <wp:effectExtent l="0" t="0" r="0" b="5715"/>
               <wp:wrapNone/>
               <wp:docPr id="158" name="Group 158"/>
@@ -2830,9 +2759,9 @@
                     <wpg:grpSpPr>
                       <a:xfrm>
                         <a:off x="0" y="0"/>
-                        <a:ext cx="5048250" cy="928088"/>
+                        <a:ext cx="5048250" cy="1004287"/>
                         <a:chOff x="0" y="0"/>
-                        <a:chExt cx="5371736" cy="1120588"/>
+                        <a:chExt cx="5371736" cy="1212593"/>
                       </a:xfrm>
                     </wpg:grpSpPr>
                     <wpg:grpSp>
@@ -2841,9 +2770,9 @@
                       <wpg:grpSpPr>
                         <a:xfrm>
                           <a:off x="0" y="0"/>
-                          <a:ext cx="2607477" cy="1120588"/>
+                          <a:ext cx="2568040" cy="1212593"/>
                           <a:chOff x="0" y="0"/>
-                          <a:chExt cx="2607477" cy="1120588"/>
+                          <a:chExt cx="2568040" cy="1212593"/>
                         </a:xfrm>
                       </wpg:grpSpPr>
                       <wps:wsp>
@@ -2894,7 +2823,7 @@
                         <wps:cNvSpPr/>
                         <wps:spPr>
                           <a:xfrm>
-                            <a:off x="1104900" y="105604"/>
+                            <a:off x="1105000" y="197609"/>
                             <a:ext cx="1463040" cy="1014984"/>
                           </a:xfrm>
                           <a:custGeom>
@@ -2962,52 +2891,8 @@
                             </a:pathLst>
                           </a:custGeom>
                           <a:solidFill>
-                            <a:srgbClr val="FF0000"/>
+                            <a:schemeClr val="accent1"/>
                           </a:solidFill>
-                          <a:ln>
-                            <a:noFill/>
-                          </a:ln>
-                        </wps:spPr>
-                        <wps:style>
-                          <a:lnRef idx="2">
-                            <a:schemeClr val="accent1">
-                              <a:shade val="50000"/>
-                            </a:schemeClr>
-                          </a:lnRef>
-                          <a:fillRef idx="1">
-                            <a:schemeClr val="accent1"/>
-                          </a:fillRef>
-                          <a:effectRef idx="0">
-                            <a:schemeClr val="accent1"/>
-                          </a:effectRef>
-                          <a:fontRef idx="minor">
-                            <a:schemeClr val="lt1"/>
-                          </a:fontRef>
-                        </wps:style>
-                        <wps:bodyPr rot="0" spcFirstLastPara="0" vertOverflow="overflow" horzOverflow="overflow" vert="horz" wrap="square" lIns="91440" tIns="45720" rIns="91440" bIns="45720" numCol="1" spcCol="0" rtlCol="0" fromWordArt="0" anchor="ctr" anchorCtr="0" forceAA="0" compatLnSpc="1">
-                          <a:prstTxWarp prst="textNoShape">
-                            <a:avLst/>
-                          </a:prstTxWarp>
-                          <a:noAutofit/>
-                        </wps:bodyPr>
-                      </wps:wsp>
-                      <wps:wsp>
-                        <wps:cNvPr id="162" name="Rectangle 162"/>
-                        <wps:cNvSpPr/>
-                        <wps:spPr>
-                          <a:xfrm>
-                            <a:off x="1135293" y="41930"/>
-                            <a:ext cx="1472184" cy="1024128"/>
-                          </a:xfrm>
-                          <a:prstGeom prst="rect">
-                            <a:avLst/>
-                          </a:prstGeom>
-                          <a:blipFill>
-                            <a:blip r:embed="rId1"/>
-                            <a:stretch>
-                              <a:fillRect/>
-                            </a:stretch>
-                          </a:blipFill>
                           <a:ln>
                             <a:noFill/>
                           </a:ln>
@@ -3087,7 +2972,6 @@
                               <w:dataBinding w:prefixMappings="xmlns:ns0='urn:microsoft-dynamics-nav/reports/Transferred_Share_Capital_Cert/52185822/'" w:xpath="/ns0:NavWordReportXmlPart[1]/ns0:Members[1]/ns0:No[1]" w:storeItemID="{B633E5E3-7D40-4510-96AF-E7978810E449}"/>
                               <w:text/>
                             </w:sdtPr>
-                            <w:sdtEndPr/>
                             <w:sdtContent>
                               <w:p>
                                 <w:pPr>
@@ -3132,26 +3016,23 @@
             </wp:anchor>
           </w:drawing>
         </mc:Choice>
-        <mc:Fallback xmlns:w16="http://schemas.microsoft.com/office/word/2018/wordml" xmlns:w16cex="http://schemas.microsoft.com/office/word/2018/wordml/cex">
+        <mc:Fallback>
           <w:pict>
-            <v:group id="Group 158" style="position:absolute;margin-left:-85.5pt;margin-top:0;width:397.5pt;height:73.1pt;z-index:251657216;mso-position-horizontal-relative:page;mso-position-vertical:top;mso-position-vertical-relative:page;mso-width-relative:margin;mso-height-relative:margin" coordsize="53717,11205" o:spid="_x0000_s1030" o:gfxdata="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" w14:anchorId="1037ECA5">
-              <v:group id="Group 159" style="position:absolute;width:26074;height:11205" coordsize="26074,11205" o:spid="_x0000_s1031" o:gfxdata="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">
+            <v:group id="Group 158" style="position:absolute;margin-left:-81.75pt;margin-top:-12pt;width:397.5pt;height:79.1pt;z-index:251657216;mso-position-horizontal-relative:page;mso-position-vertical-relative:page;mso-width-relative:margin;mso-height-relative:margin" coordsize="53717,12125" o:spid="_x0000_s1030" o:gfxdata="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" w14:anchorId="1037ECA5">
+              <v:group id="Group 159" style="position:absolute;width:25680;height:12125" coordsize="25680,12125" o:spid="_x0000_s1031" o:gfxdata="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">
                 <v:rect id="Rectangle 160" style="position:absolute;width:17007;height:10241;visibility:visible;mso-wrap-style:square;v-text-anchor:middle" o:spid="_x0000_s1032" fillcolor="white [3212]" stroked="f" strokeweight="1pt" o:gfxdata="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">
                   <v:fill opacity="0"/>
                 </v:rect>
-                <v:shape id="Rectangle 1" style="position:absolute;left:11049;top:1056;width:14630;height:10149;visibility:visible;mso-wrap-style:square;v-text-anchor:middle" coordsize="1462822,1014481" o:spid="_x0000_s1033" fillcolor="red" stroked="f" strokeweight="1pt" path="m,l1462822,,910372,376306,,1014481,,xe" o:gfxdata="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">
+                <v:shape id="Rectangle 1" style="position:absolute;left:11050;top:1976;width:14630;height:10149;visibility:visible;mso-wrap-style:square;v-text-anchor:middle" coordsize="1462822,1014481" o:spid="_x0000_s1033" fillcolor="#549e39 [3204]" stroked="f" strokeweight="1pt" path="m,l1462822,,910372,376306,,1014481,,xe" o:gfxdata="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">
                   <v:stroke joinstyle="miter"/>
                   <v:path arrowok="t" o:connecttype="custom" o:connectlocs="0,0;1463040,0;910508,376493;0,1014984;0,0" o:connectangles="0,0,0,0,0"/>
                 </v:shape>
-                <v:rect id="Rectangle 162" style="position:absolute;left:11352;top:419;width:14722;height:10241;visibility:visible;mso-wrap-style:square;v-text-anchor:middle" o:spid="_x0000_s1034" stroked="f" strokeweight="1pt" o:gfxdata="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">
-                  <v:fill type="frame" o:title="" recolor="t" rotate="t" r:id="rId2"/>
-                </v:rect>
               </v:group>
               <v:shapetype id="_x0000_t202" coordsize="21600,21600" o:spt="202" path="m,l,21600r21600,l21600,xe">
                 <v:stroke joinstyle="miter"/>
                 <v:path gradientshapeok="t" o:connecttype="rect"/>
               </v:shapetype>
-              <v:shape id="Text Box 163" style="position:absolute;left:43707;top:2604;width:10010;height:4991;flip:x;visibility:visible;mso-wrap-style:square;v-text-anchor:middle" o:spid="_x0000_s1035" filled="f" stroked="f" strokeweight=".5pt" type="#_x0000_t202" o:gfxdata="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">
+              <v:shape id="Text Box 163" style="position:absolute;left:43707;top:2604;width:10010;height:4991;flip:x;visibility:visible;mso-wrap-style:square;v-text-anchor:middle" o:spid="_x0000_s1034" filled="f" stroked="f" strokeweight=".5pt" type="#_x0000_t202" o:gfxdata="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">
                 <v:textbox inset=",7.2pt,,7.2pt">
                   <w:txbxContent>
                     <w:sdt>
@@ -3172,7 +3053,6 @@
                         <w:dataBinding w:prefixMappings="xmlns:ns0='urn:microsoft-dynamics-nav/reports/Transferred_Share_Capital_Cert/52185822/'" w:xpath="/ns0:NavWordReportXmlPart[1]/ns0:Members[1]/ns0:No[1]" w:storeItemID="{B633E5E3-7D40-4510-96AF-E7978810E449}"/>
                         <w:text/>
                       </w:sdtPr>
-                      <w:sdtEndPr/>
                       <w:sdtContent>
                         <w:p>
                           <w:pPr>
@@ -3213,7 +3093,6 @@
           <w:docPartUnique/>
         </w:docPartObj>
       </w:sdtPr>
-      <w:sdtEndPr/>
       <w:sdtContent>
         <w:r>
           <w:rPr>
@@ -3244,7 +3123,7 @@
               </v:handles>
               <o:lock v:ext="edit" text="t" shapetype="t"/>
             </v:shapetype>
-            <v:shape id="PowerPlusWaterMarkObject171331845" style="position:absolute;margin-left:0;margin-top:0;width:595.5pt;height:66.5pt;z-index:-251658240;mso-position-horizontal:center;mso-position-horizontal-relative:margin;mso-position-vertical:center;mso-position-vertical-relative:margin" o:spid="_x0000_s2052" o:allowincell="f" fillcolor="#a5a5a5 [2092]" stroked="f" type="#_x0000_t136">
+            <v:shape id="PowerPlusWaterMarkObject171331845" style="position:absolute;margin-left:0;margin-top:0;width:595.5pt;height:66.5pt;z-index:-251658240;mso-position-horizontal:center;mso-position-horizontal-relative:margin;mso-position-vertical:center;mso-position-vertical-relative:margin" o:spid="_x0000_s1028" o:allowincell="f" fillcolor="#a5a5a5 [2092]" stroked="f" type="#_x0000_t136">
               <v:fill opacity=".5"/>
               <v:textpath style="font-family:&quot;Book Antiqua&quot;;font-size:54pt" string="Transfered Share Capital"/>
               <w10:wrap anchorx="margin" anchory="margin"/>
@@ -3269,66 +3148,12 @@
       </w:rPr>
       <w:ptab w:alignment="right" w:relativeTo="margin" w:leader="none"/>
     </w:r>
-    <w:r>
-      <w:rPr>
-        <w:caps/>
-        <w:noProof/>
-        <w:color w:val="808080" w:themeColor="background1" w:themeShade="80"/>
-        <w:sz w:val="20"/>
-        <w:szCs w:val="20"/>
-      </w:rPr>
-      <w:drawing>
-        <wp:inline distT="0" distB="0" distL="0" distR="0" wp14:anchorId="03F8DE9C" wp14:editId="562AC052">
-          <wp:extent cx="1428750" cy="1099468"/>
-          <wp:effectExtent l="0" t="0" r="0" b="5715"/>
-          <wp:docPr id="13" name="Picture 13"/>
-          <wp:cNvGraphicFramePr>
-            <a:graphicFrameLocks xmlns:a="http://schemas.openxmlformats.org/drawingml/2006/main" noChangeAspect="1"/>
-          </wp:cNvGraphicFramePr>
-          <a:graphic xmlns:a="http://schemas.openxmlformats.org/drawingml/2006/main">
-            <a:graphicData uri="http://schemas.openxmlformats.org/drawingml/2006/picture">
-              <pic:pic xmlns:pic="http://schemas.openxmlformats.org/drawingml/2006/picture">
-                <pic:nvPicPr>
-                  <pic:cNvPr id="0" name="Picture 5"/>
-                  <pic:cNvPicPr>
-                    <a:picLocks noChangeAspect="1" noChangeArrowheads="1"/>
-                  </pic:cNvPicPr>
-                </pic:nvPicPr>
-                <pic:blipFill>
-                  <a:blip r:embed="rId3">
-                    <a:extLst>
-                      <a:ext uri="{28A0092B-C50C-407E-A947-70E740481C1C}">
-                        <a14:useLocalDpi xmlns:a14="http://schemas.microsoft.com/office/drawing/2010/main" val="0"/>
-                      </a:ext>
-                    </a:extLst>
-                  </a:blip>
-                  <a:srcRect/>
-                  <a:stretch>
-                    <a:fillRect/>
-                  </a:stretch>
-                </pic:blipFill>
-                <pic:spPr bwMode="auto">
-                  <a:xfrm>
-                    <a:off x="0" y="0"/>
-                    <a:ext cx="1435787" cy="1104883"/>
-                  </a:xfrm>
-                  <a:prstGeom prst="rect">
-                    <a:avLst/>
-                  </a:prstGeom>
-                  <a:noFill/>
-                </pic:spPr>
-              </pic:pic>
-            </a:graphicData>
-          </a:graphic>
-        </wp:inline>
-      </w:drawing>
-    </w:r>
   </w:p>
 </w:hdr>
 </file>
 
 <file path=word/styles.xml><?xml version="1.0" encoding="utf-8"?>
-<w:styles xmlns:mc="http://schemas.openxmlformats.org/markup-compatibility/2006" xmlns:r="http://schemas.openxmlformats.org/officeDocument/2006/relationships" xmlns:w="http://schemas.openxmlformats.org/wordprocessingml/2006/main" xmlns:w14="http://schemas.microsoft.com/office/word/2010/wordml" xmlns:w15="http://schemas.microsoft.com/office/word/2012/wordml" xmlns:w16cid="http://schemas.microsoft.com/office/word/2016/wordml/cid" xmlns:w16se="http://schemas.microsoft.com/office/word/2015/wordml/symex" mc:Ignorable="w14 w15 w16se w16cid">
+<w:styles xmlns:mc="http://schemas.openxmlformats.org/markup-compatibility/2006" xmlns:r="http://schemas.openxmlformats.org/officeDocument/2006/relationships" xmlns:w="http://schemas.openxmlformats.org/wordprocessingml/2006/main" xmlns:w14="http://schemas.microsoft.com/office/word/2010/wordml" xmlns:w15="http://schemas.microsoft.com/office/word/2012/wordml" xmlns:w16cex="http://schemas.microsoft.com/office/word/2018/wordml/cex" xmlns:w16cid="http://schemas.microsoft.com/office/word/2016/wordml/cid" xmlns:w16="http://schemas.microsoft.com/office/word/2018/wordml" xmlns:w16du="http://schemas.microsoft.com/office/word/2023/wordml/word16du" xmlns:w16sdtdh="http://schemas.microsoft.com/office/word/2020/wordml/sdtdatahash" xmlns:w16sdtfl="http://schemas.microsoft.com/office/word/2024/wordml/sdtformatlock" xmlns:w16se="http://schemas.microsoft.com/office/word/2015/wordml/symex" mc:Ignorable="w14 w15 w16se w16cid w16 w16cex w16sdtdh w16sdtfl w16du">
   <w:docDefaults>
     <w:rPrDefault>
       <w:rPr>
@@ -3344,7 +3169,7 @@
       </w:pPr>
     </w:pPrDefault>
   </w:docDefaults>
-  <w:latentStyles w:defLockedState="0" w:defUIPriority="99" w:defSemiHidden="0" w:defUnhideWhenUsed="0" w:defQFormat="0" w:count="375">
+  <w:latentStyles w:defLockedState="0" w:defUIPriority="99" w:defSemiHidden="0" w:defUnhideWhenUsed="0" w:defQFormat="0" w:count="376">
     <w:lsdException w:name="Normal" w:uiPriority="0" w:qFormat="1"/>
     <w:lsdException w:name="heading 1" w:uiPriority="9" w:qFormat="1"/>
     <w:lsdException w:name="heading 2" w:semiHidden="1" w:uiPriority="9" w:unhideWhenUsed="1" w:qFormat="1"/>
@@ -3720,6 +3545,7 @@
     <w:lsdException w:name="Smart Hyperlink" w:semiHidden="1" w:unhideWhenUsed="1"/>
     <w:lsdException w:name="Hashtag" w:semiHidden="1" w:unhideWhenUsed="1"/>
     <w:lsdException w:name="Unresolved Mention" w:semiHidden="1" w:unhideWhenUsed="1"/>
+    <w:lsdException w:name="Smart Link" w:semiHidden="1" w:unhideWhenUsed="1"/>
   </w:latentStyles>
   <w:style w:type="paragraph" w:default="1" w:styleId="Normal">
     <w:name w:val="Normal"/>
@@ -3825,7 +3651,7 @@
 </file>
 
 <file path=word/glossary/document.xml><?xml version="1.0" encoding="utf-8"?>
-<w:glossaryDocument xmlns:wpc="http://schemas.microsoft.com/office/word/2010/wordprocessingCanvas" xmlns:cx="http://schemas.microsoft.com/office/drawing/2014/chartex" xmlns:cx1="http://schemas.microsoft.com/office/drawing/2015/9/8/chartex" xmlns:cx2="http://schemas.microsoft.com/office/drawing/2015/10/21/chartex" xmlns:cx3="http://schemas.microsoft.com/office/drawing/2016/5/9/chartex" xmlns:cx4="http://schemas.microsoft.com/office/drawing/2016/5/10/chartex" xmlns:cx5="http://schemas.microsoft.com/office/drawing/2016/5/11/chartex" xmlns:cx6="http://schemas.microsoft.com/office/drawing/2016/5/12/chartex" xmlns:cx7="http://schemas.microsoft.com/office/drawing/2016/5/13/chartex" xmlns:cx8="http://schemas.microsoft.com/office/drawing/2016/5/14/chartex" xmlns:mc="http://schemas.openxmlformats.org/markup-compatibility/2006" xmlns:aink="http://schemas.microsoft.com/office/drawing/2016/ink" xmlns:am3d="http://schemas.microsoft.com/office/drawing/2017/model3d" xmlns:o="urn:schemas-microsoft-com:office:office" xmlns:r="http://schemas.openxmlformats.org/officeDocument/2006/relationships" xmlns:m="http://schemas.openxmlformats.org/officeDocument/2006/math" xmlns:v="urn:schemas-microsoft-com:vml" xmlns:wp14="http://schemas.microsoft.com/office/word/2010/wordprocessingDrawing" xmlns:wp="http://schemas.openxmlformats.org/drawingml/2006/wordprocessingDrawing" xmlns:w10="urn:schemas-microsoft-com:office:word" xmlns:w="http://schemas.openxmlformats.org/wordprocessingml/2006/main" xmlns:w14="http://schemas.microsoft.com/office/word/2010/wordml" xmlns:w15="http://schemas.microsoft.com/office/word/2012/wordml" xmlns:w16cid="http://schemas.microsoft.com/office/word/2016/wordml/cid" xmlns:w16se="http://schemas.microsoft.com/office/word/2015/wordml/symex" xmlns:wpg="http://schemas.microsoft.com/office/word/2010/wordprocessingGroup" xmlns:wpi="http://schemas.microsoft.com/office/word/2010/wordprocessingInk" xmlns:wne="http://schemas.microsoft.com/office/word/2006/wordml" xmlns:wps="http://schemas.microsoft.com/office/word/2010/wordprocessingShape" mc:Ignorable="w14 w15 w16se w16cid wp14">
+<w:glossaryDocument xmlns:wpc="http://schemas.microsoft.com/office/word/2010/wordprocessingCanvas" xmlns:cx="http://schemas.microsoft.com/office/drawing/2014/chartex" xmlns:cx1="http://schemas.microsoft.com/office/drawing/2015/9/8/chartex" xmlns:cx2="http://schemas.microsoft.com/office/drawing/2015/10/21/chartex" xmlns:cx3="http://schemas.microsoft.com/office/drawing/2016/5/9/chartex" xmlns:cx4="http://schemas.microsoft.com/office/drawing/2016/5/10/chartex" xmlns:cx5="http://schemas.microsoft.com/office/drawing/2016/5/11/chartex" xmlns:cx6="http://schemas.microsoft.com/office/drawing/2016/5/12/chartex" xmlns:cx7="http://schemas.microsoft.com/office/drawing/2016/5/13/chartex" xmlns:cx8="http://schemas.microsoft.com/office/drawing/2016/5/14/chartex" xmlns:mc="http://schemas.openxmlformats.org/markup-compatibility/2006" xmlns:aink="http://schemas.microsoft.com/office/drawing/2016/ink" xmlns:am3d="http://schemas.microsoft.com/office/drawing/2017/model3d" xmlns:o="urn:schemas-microsoft-com:office:office" xmlns:oel="http://schemas.microsoft.com/office/2019/extlst" xmlns:r="http://schemas.openxmlformats.org/officeDocument/2006/relationships" xmlns:m="http://schemas.openxmlformats.org/officeDocument/2006/math" xmlns:v="urn:schemas-microsoft-com:vml" xmlns:wp14="http://schemas.microsoft.com/office/word/2010/wordprocessingDrawing" xmlns:wp="http://schemas.openxmlformats.org/drawingml/2006/wordprocessingDrawing" xmlns:w10="urn:schemas-microsoft-com:office:word" xmlns:w="http://schemas.openxmlformats.org/wordprocessingml/2006/main" xmlns:w14="http://schemas.microsoft.com/office/word/2010/wordml" xmlns:w15="http://schemas.microsoft.com/office/word/2012/wordml" xmlns:w16cex="http://schemas.microsoft.com/office/word/2018/wordml/cex" xmlns:w16cid="http://schemas.microsoft.com/office/word/2016/wordml/cid" xmlns:w16="http://schemas.microsoft.com/office/word/2018/wordml" xmlns:w16du="http://schemas.microsoft.com/office/word/2023/wordml/word16du" xmlns:w16sdtdh="http://schemas.microsoft.com/office/word/2020/wordml/sdtdatahash" xmlns:w16sdtfl="http://schemas.microsoft.com/office/word/2024/wordml/sdtformatlock" xmlns:w16se="http://schemas.microsoft.com/office/word/2015/wordml/symex" xmlns:wpg="http://schemas.microsoft.com/office/word/2010/wordprocessingGroup" xmlns:wpi="http://schemas.microsoft.com/office/word/2010/wordprocessingInk" xmlns:wne="http://schemas.microsoft.com/office/word/2006/wordml" xmlns:wps="http://schemas.microsoft.com/office/word/2010/wordprocessingShape" mc:Ignorable="w14 w15 w16se w16cid w16 w16cex w16sdtdh w16sdtfl w16du wp14">
   <w:docParts>
     <w:docPart>
       <w:docPartPr>
@@ -3887,26 +3713,87 @@
 </file>
 
 <file path=word/glossary/fontTable.xml><?xml version="1.0" encoding="utf-8"?>
-<w:fonts xmlns:mc="http://schemas.openxmlformats.org/markup-compatibility/2006" xmlns:r="http://schemas.openxmlformats.org/officeDocument/2006/relationships" xmlns:w="http://schemas.openxmlformats.org/wordprocessingml/2006/main" xmlns:w14="http://schemas.microsoft.com/office/word/2010/wordml" xmlns:w15="http://schemas.microsoft.com/office/word/2012/wordml" xmlns:w16cid="http://schemas.microsoft.com/office/word/2016/wordml/cid" xmlns:w16se="http://schemas.microsoft.com/office/word/2015/wordml/symex" mc:Ignorable="w14 w15 w16se w16cid">
+<w:fonts xmlns:mc="http://schemas.openxmlformats.org/markup-compatibility/2006" xmlns:r="http://schemas.openxmlformats.org/officeDocument/2006/relationships" xmlns:w="http://schemas.openxmlformats.org/wordprocessingml/2006/main" xmlns:w14="http://schemas.microsoft.com/office/word/2010/wordml" xmlns:w15="http://schemas.microsoft.com/office/word/2012/wordml" xmlns:w16cex="http://schemas.microsoft.com/office/word/2018/wordml/cex" xmlns:w16cid="http://schemas.microsoft.com/office/word/2016/wordml/cid" xmlns:w16="http://schemas.microsoft.com/office/word/2018/wordml" xmlns:w16du="http://schemas.microsoft.com/office/word/2023/wordml/word16du" xmlns:w16sdtdh="http://schemas.microsoft.com/office/word/2020/wordml/sdtdatahash" xmlns:w16sdtfl="http://schemas.microsoft.com/office/word/2024/wordml/sdtformatlock" xmlns:w16se="http://schemas.microsoft.com/office/word/2015/wordml/symex" mc:Ignorable="w14 w15 w16se w16cid w16 w16cex w16sdtdh w16sdtfl w16du">
   <w:font w:name="Calibri">
     <w:panose1 w:val="020F0502020204030204"/>
     <w:charset w:val="00"/>
     <w:family w:val="swiss"/>
     <w:pitch w:val="variable"/>
-    <w:sig w:usb0="E4002EFF" w:usb1="C000247B" w:usb2="00000009" w:usb3="00000000" w:csb0="000001FF" w:csb1="00000000"/>
+    <w:sig w:usb0="E4002EFF" w:usb1="C200247B" w:usb2="00000009" w:usb3="00000000" w:csb0="000001FF" w:csb1="00000000"/>
+  </w:font>
+  <w:font w:name="Times New Roman">
+    <w:panose1 w:val="02020603050405020304"/>
+    <w:charset w:val="00"/>
+    <w:family w:val="roman"/>
+    <w:pitch w:val="variable"/>
+    <w:sig w:usb0="E0002EFF" w:usb1="C000785B" w:usb2="00000009" w:usb3="00000000" w:csb0="000001FF" w:csb1="00000000"/>
+  </w:font>
+  <w:font w:name="Book Antiqua">
+    <w:panose1 w:val="02040602050305030304"/>
+    <w:charset w:val="00"/>
+    <w:family w:val="roman"/>
+    <w:pitch w:val="variable"/>
+    <w:sig w:usb0="00000287" w:usb1="00000000" w:usb2="00000000" w:usb3="00000000" w:csb0="0000009F" w:csb1="00000000"/>
+  </w:font>
+  <w:font w:name="Yu Gothic UI Semilight">
+    <w:panose1 w:val="020B0400000000000000"/>
+    <w:charset w:val="80"/>
+    <w:family w:val="swiss"/>
+    <w:pitch w:val="variable"/>
+    <w:sig w:usb0="E00002FF" w:usb1="2AC7FDFF" w:usb2="00000016" w:usb3="00000000" w:csb0="0002009F" w:csb1="00000000"/>
+  </w:font>
+  <w:font w:name="Arial">
+    <w:panose1 w:val="020B0604020202020204"/>
+    <w:charset w:val="00"/>
+    <w:family w:val="swiss"/>
+    <w:pitch w:val="variable"/>
+    <w:sig w:usb0="E0002EFF" w:usb1="C000785B" w:usb2="00000009" w:usb3="00000000" w:csb0="000001FF" w:csb1="00000000"/>
+  </w:font>
+  <w:font w:name="Segoe UI">
+    <w:panose1 w:val="020B0502040204020203"/>
+    <w:charset w:val="00"/>
+    <w:family w:val="swiss"/>
+    <w:pitch w:val="variable"/>
+    <w:sig w:usb0="E4002EFF" w:usb1="C000E47F" w:usb2="00000009" w:usb3="00000000" w:csb0="000001FF" w:csb1="00000000"/>
+  </w:font>
+  <w:font w:name="Yu Gothic UI Light">
+    <w:panose1 w:val="020B0300000000000000"/>
+    <w:charset w:val="80"/>
+    <w:family w:val="swiss"/>
+    <w:pitch w:val="variable"/>
+    <w:sig w:usb0="E00002FF" w:usb1="2AC7FDFF" w:usb2="00000016" w:usb3="00000000" w:csb0="0002009F" w:csb1="00000000"/>
+  </w:font>
+  <w:font w:name="Yu Gothic Medium">
+    <w:panose1 w:val="020B0500000000000000"/>
+    <w:charset w:val="80"/>
+    <w:family w:val="swiss"/>
+    <w:pitch w:val="variable"/>
+    <w:sig w:usb0="E00002FF" w:usb1="2AC7FDFF" w:usb2="00000016" w:usb3="00000000" w:csb0="0002009F" w:csb1="00000000"/>
   </w:font>
   <w:font w:name="Calibri Light">
     <w:panose1 w:val="020F0302020204030204"/>
     <w:charset w:val="00"/>
     <w:family w:val="swiss"/>
     <w:pitch w:val="variable"/>
-    <w:sig w:usb0="E4002EFF" w:usb1="C000247B" w:usb2="00000009" w:usb3="00000000" w:csb0="000001FF" w:csb1="00000000"/>
+    <w:sig w:usb0="E4002EFF" w:usb1="C200247B" w:usb2="00000009" w:usb3="00000000" w:csb0="000001FF" w:csb1="00000000"/>
+  </w:font>
+  <w:font w:name="Aptos">
+    <w:charset w:val="00"/>
+    <w:family w:val="roman"/>
+    <w:pitch w:val="default"/>
+  </w:font>
+  <w:font w:name="Aptos Display">
+    <w:panose1 w:val="00000000000000000000"/>
+    <w:charset w:val="00"/>
+    <w:family w:val="roman"/>
+    <w:notTrueType/>
+    <w:pitch w:val="default"/>
   </w:font>
 </w:fonts>
 </file>
 
 <file path=word/glossary/settings.xml><?xml version="1.0" encoding="utf-8"?>
-<w:settings xmlns:mc="http://schemas.openxmlformats.org/markup-compatibility/2006" xmlns:o="urn:schemas-microsoft-com:office:office" xmlns:r="http://schemas.openxmlformats.org/officeDocument/2006/relationships" xmlns:m="http://schemas.openxmlformats.org/officeDocument/2006/math" xmlns:v="urn:schemas-microsoft-com:vml" xmlns:w10="urn:schemas-microsoft-com:office:word" xmlns:w="http://schemas.openxmlformats.org/wordprocessingml/2006/main" xmlns:w14="http://schemas.microsoft.com/office/word/2010/wordml" xmlns:w15="http://schemas.microsoft.com/office/word/2012/wordml" xmlns:w16cid="http://schemas.microsoft.com/office/word/2016/wordml/cid" xmlns:w16se="http://schemas.microsoft.com/office/word/2015/wordml/symex" xmlns:sl="http://schemas.openxmlformats.org/schemaLibrary/2006/main" mc:Ignorable="w14 w15 w16se w16cid">
+<w:settings xmlns:mc="http://schemas.openxmlformats.org/markup-compatibility/2006" xmlns:o="urn:schemas-microsoft-com:office:office" xmlns:r="http://schemas.openxmlformats.org/officeDocument/2006/relationships" xmlns:m="http://schemas.openxmlformats.org/officeDocument/2006/math" xmlns:v="urn:schemas-microsoft-com:vml" xmlns:w10="urn:schemas-microsoft-com:office:word" xmlns:w="http://schemas.openxmlformats.org/wordprocessingml/2006/main" xmlns:w14="http://schemas.microsoft.com/office/word/2010/wordml" xmlns:w15="http://schemas.microsoft.com/office/word/2012/wordml" xmlns:w16cex="http://schemas.microsoft.com/office/word/2018/wordml/cex" xmlns:w16cid="http://schemas.microsoft.com/office/word/2016/wordml/cid" xmlns:w16="http://schemas.microsoft.com/office/word/2018/wordml" xmlns:w16du="http://schemas.microsoft.com/office/word/2023/wordml/word16du" xmlns:w16sdtdh="http://schemas.microsoft.com/office/word/2020/wordml/sdtdatahash" xmlns:w16sdtfl="http://schemas.microsoft.com/office/word/2024/wordml/sdtformatlock" xmlns:w16se="http://schemas.microsoft.com/office/word/2015/wordml/symex" xmlns:sl="http://schemas.openxmlformats.org/schemaLibrary/2006/main" mc:Ignorable="w14 w15 w16se w16cid w16 w16cex w16sdtdh w16sdtfl w16du">
   <w:view w:val="normal"/>
   <w:defaultTabStop w:val="720"/>
   <w:characterSpacingControl w:val="doNotCompress"/>
@@ -3928,6 +3815,7 @@
     <w:rsid w:val="00790A20"/>
     <w:rsid w:val="007A11AE"/>
     <w:rsid w:val="00827C0D"/>
+    <w:rsid w:val="008F0962"/>
     <w:rsid w:val="00B41FDB"/>
     <w:rsid w:val="00B80A53"/>
     <w:rsid w:val="00C6333A"/>
@@ -3935,6 +3823,7 @@
     <w:rsid w:val="00DB49C7"/>
     <w:rsid w:val="00EA1602"/>
     <w:rsid w:val="00FB3926"/>
+    <w:rsid w:val="00FE7DA2"/>
   </w:rsids>
   <m:mathPr>
     <m:mathFont m:val="Cambria Math"/>
@@ -3958,7 +3847,7 @@
 </file>
 
 <file path=word/glossary/styles.xml><?xml version="1.0" encoding="utf-8"?>
-<w:styles xmlns:mc="http://schemas.openxmlformats.org/markup-compatibility/2006" xmlns:r="http://schemas.openxmlformats.org/officeDocument/2006/relationships" xmlns:w="http://schemas.openxmlformats.org/wordprocessingml/2006/main" xmlns:w14="http://schemas.microsoft.com/office/word/2010/wordml" xmlns:w15="http://schemas.microsoft.com/office/word/2012/wordml" xmlns:w16cid="http://schemas.microsoft.com/office/word/2016/wordml/cid" xmlns:w16se="http://schemas.microsoft.com/office/word/2015/wordml/symex" mc:Ignorable="w14 w15 w16se w16cid">
+<w:styles xmlns:mc="http://schemas.openxmlformats.org/markup-compatibility/2006" xmlns:r="http://schemas.openxmlformats.org/officeDocument/2006/relationships" xmlns:w="http://schemas.openxmlformats.org/wordprocessingml/2006/main" xmlns:w14="http://schemas.microsoft.com/office/word/2010/wordml" xmlns:w15="http://schemas.microsoft.com/office/word/2012/wordml" xmlns:w16cex="http://schemas.microsoft.com/office/word/2018/wordml/cex" xmlns:w16cid="http://schemas.microsoft.com/office/word/2016/wordml/cid" xmlns:w16="http://schemas.microsoft.com/office/word/2018/wordml" xmlns:w16du="http://schemas.microsoft.com/office/word/2023/wordml/word16du" xmlns:w16sdtdh="http://schemas.microsoft.com/office/word/2020/wordml/sdtdatahash" xmlns:w16sdtfl="http://schemas.microsoft.com/office/word/2024/wordml/sdtformatlock" xmlns:w16se="http://schemas.microsoft.com/office/word/2015/wordml/symex" mc:Ignorable="w14 w15 w16se w16cid w16 w16cex w16sdtdh w16sdtfl w16du">
   <w:docDefaults>
     <w:rPrDefault>
       <w:rPr>
@@ -3974,7 +3863,7 @@
       </w:pPr>
     </w:pPrDefault>
   </w:docDefaults>
-  <w:latentStyles w:defLockedState="0" w:defUIPriority="99" w:defSemiHidden="0" w:defUnhideWhenUsed="0" w:defQFormat="0" w:count="375">
+  <w:latentStyles w:defLockedState="0" w:defUIPriority="99" w:defSemiHidden="0" w:defUnhideWhenUsed="0" w:defQFormat="0" w:count="376">
     <w:lsdException w:name="Normal" w:uiPriority="0" w:qFormat="1"/>
     <w:lsdException w:name="heading 1" w:uiPriority="9" w:qFormat="1"/>
     <w:lsdException w:name="heading 2" w:semiHidden="1" w:uiPriority="9" w:unhideWhenUsed="1" w:qFormat="1"/>
@@ -4350,6 +4239,7 @@
     <w:lsdException w:name="Smart Hyperlink" w:semiHidden="1" w:unhideWhenUsed="1"/>
     <w:lsdException w:name="Hashtag" w:semiHidden="1" w:unhideWhenUsed="1"/>
     <w:lsdException w:name="Unresolved Mention" w:semiHidden="1" w:unhideWhenUsed="1"/>
+    <w:lsdException w:name="Smart Link" w:semiHidden="1" w:unhideWhenUsed="1"/>
   </w:latentStyles>
   <w:style w:type="paragraph" w:default="1" w:styleId="Normal">
     <w:name w:val="Normal"/>
@@ -4396,15 +4286,11 @@
     <w:name w:val="D2D1F40A144C46F08D8F099DE1DB1C7C"/>
     <w:rsid w:val="00B41FDB"/>
   </w:style>
-  <w:style w:type="paragraph" w:customStyle="1" w:styleId="37136B00B1514040933AB519B47E1C29">
-    <w:name w:val="37136B00B1514040933AB519B47E1C29"/>
-    <w:rsid w:val="00B80A53"/>
-  </w:style>
 </w:styles>
 </file>
 
 <file path=word/glossary/webSettings.xml><?xml version="1.0" encoding="utf-8"?>
-<w:webSettings xmlns:mc="http://schemas.openxmlformats.org/markup-compatibility/2006" xmlns:r="http://schemas.openxmlformats.org/officeDocument/2006/relationships" xmlns:w="http://schemas.openxmlformats.org/wordprocessingml/2006/main" xmlns:w14="http://schemas.microsoft.com/office/word/2010/wordml" xmlns:w15="http://schemas.microsoft.com/office/word/2012/wordml" xmlns:w16cid="http://schemas.microsoft.com/office/word/2016/wordml/cid" xmlns:w16se="http://schemas.microsoft.com/office/word/2015/wordml/symex" mc:Ignorable="w14 w15 w16se w16cid">
+<w:webSettings xmlns:mc="http://schemas.openxmlformats.org/markup-compatibility/2006" xmlns:r="http://schemas.openxmlformats.org/officeDocument/2006/relationships" xmlns:w="http://schemas.openxmlformats.org/wordprocessingml/2006/main" xmlns:w14="http://schemas.microsoft.com/office/word/2010/wordml" xmlns:w15="http://schemas.microsoft.com/office/word/2012/wordml" xmlns:w16cex="http://schemas.microsoft.com/office/word/2018/wordml/cex" xmlns:w16cid="http://schemas.microsoft.com/office/word/2016/wordml/cid" xmlns:w16="http://schemas.microsoft.com/office/word/2018/wordml" xmlns:w16du="http://schemas.microsoft.com/office/word/2023/wordml/word16du" xmlns:w16sdtdh="http://schemas.microsoft.com/office/word/2020/wordml/sdtdatahash" xmlns:w16sdtfl="http://schemas.microsoft.com/office/word/2024/wordml/sdtformatlock" xmlns:w16se="http://schemas.microsoft.com/office/word/2015/wordml/symex" mc:Ignorable="w14 w15 w16se w16cid w16 w16cex w16sdtdh w16sdtfl w16du">
   <w:optimizeForBrowser/>
   <w:allowPNG/>
 </w:webSettings>
@@ -4705,7 +4591,11 @@
 </a:theme>
 </file>
 
-<file path=customXml/item1.xml>��< ? x m l   v e r s i o n = " 1 . 0 "   e n c o d i n g = " u t f - 1 6 " ? > +<file path=customXml/item1.xml><?xml version="1.0" encoding="utf-8"?>
+<b:Sources xmlns:b="http://schemas.openxmlformats.org/officeDocument/2006/bibliography" xmlns="http://schemas.openxmlformats.org/officeDocument/2006/bibliography" SelectedStyle="\APASixthEditionOfficeOnline.xsl" StyleName="APA" Version="6"/>
+</file>
+
+<file path=customXml/item2.xml>��< ? x m l   v e r s i o n = " 1 . 0 "   e n c o d i n g = " u t f - 1 6 " ? >   
  < N a v W o r d R e p o r t X m l P a r t   x m l n s = " u r n : m i c r o s o f t - d y n a m i c s - n a v / r e p o r t s / T r a n s f e r r e d _ S h a r e _ C a p i t a l _ C e r t / 5 2 1 8 5 8 2 2 / " >   
@@ -4820,22 +4710,18 @@
  < / N a v W o r d R e p o r t X m l P a r t > 
 </file>
 
-<file path=customXml/item2.xml><?xml version="1.0" encoding="utf-8"?>
-<b:Sources xmlns:b="http://schemas.openxmlformats.org/officeDocument/2006/bibliography" xmlns="http://schemas.openxmlformats.org/officeDocument/2006/bibliography" SelectedStyle="\APASixthEditionOfficeOnline.xsl" StyleName="APA" Version="6"/>
+<file path=customXml/itemProps1.xml><?xml version="1.0" encoding="utf-8"?>
+<ds:datastoreItem xmlns:ds="http://schemas.openxmlformats.org/officeDocument/2006/customXml" ds:itemID="{2EC34715-1D22-4742-BAA3-B6A4313C38BA}">
+  <ds:schemaRefs>
+    <ds:schemaRef ds:uri="http://schemas.openxmlformats.org/officeDocument/2006/bibliography"/>
+  </ds:schemaRefs>
+</ds:datastoreItem>
 </file>
 
-<file path=customXml/itemProps1.xml><?xml version="1.0" encoding="utf-8"?>
+<file path=customXml/itemProps2.xml><?xml version="1.0" encoding="utf-8"?>
 <ds:datastoreItem xmlns:ds="http://schemas.openxmlformats.org/officeDocument/2006/customXml" ds:itemID="{B633E5E3-7D40-4510-96AF-E7978810E449}">
   <ds:schemaRefs>
     <ds:schemaRef ds:uri="urn:microsoft-dynamics-nav/reports/Transferred_Share_Capital_Cert/52185822/"/>
   </ds:schemaRefs>
 </ds:datastoreItem>
-</file>
-
-<file path=customXml/itemProps2.xml><?xml version="1.0" encoding="utf-8"?>
-<ds:datastoreItem xmlns:ds="http://schemas.openxmlformats.org/officeDocument/2006/customXml" ds:itemID="{2EC34715-1D22-4742-BAA3-B6A4313C38BA}">
-  <ds:schemaRefs>
-    <ds:schemaRef ds:uri="http://schemas.openxmlformats.org/officeDocument/2006/bibliography"/>
-  </ds:schemaRefs>
-</ds:datastoreItem>
 </file>
--- a/Layout/Transferred Share Capital.docx
+++ b/Layout/Transferred Share Capital.docx
@@ -4599,70 +4599,6 @@
  
  < N a v W o r d R e p o r t X m l P a r t   x m l n s = " u r n : m i c r o s o f t - d y n a m i c s - n a v / r e p o r t s / T r a n s f e r r e d _ S h a r e _ C a p i t a l _ C e r t / 5 2 1 8 5 8 2 2 / " >   
-     < B C R e p o r t I n f o r m a t i o n > - 
-         < R e p o r t M e t a d a t a > - 
-             < E x t e n s i o n I d > E x t e n s i o n   I D < / E x t e n s i o n I d > - 
-             < E x t e n s i o n N a m e > E x t e n s i o n   N a m e < / E x t e n s i o n N a m e > - 
-             < E x t e n s i o n P u b l i s h e r > E x t e n s i o n   P u b l i s h e r < / E x t e n s i o n P u b l i s h e r > - 
-             < E x t e n s i o n V e r s i o n > E x t e n s i o n   V e r s i o n < / E x t e n s i o n V e r s i o n > - 
-             < R e p o r t I d > R e p o r t   I D < / R e p o r t I d > - 
-             < R e p o r t N a m e > R e p o r t   N a m e < / R e p o r t N a m e > - 
-             < A b o u t T h i s R e p o r t T i t l e > A b o u t   T h i s   R e p o r t   T i t l e < / A b o u t T h i s R e p o r t T i t l e > - 
-             < A b o u t T h i s R e p o r t T e x t > A b o u t   T h i s   R e p o r t   T e x t < / A b o u t T h i s R e p o r t T e x t > - 
-             < R e p o r t H e l p L i n k > R e p o r t   H e l p   L i n k < / R e p o r t H e l p L i n k > - 
-         < / R e p o r t M e t a d a t a > - 
-         < R e p o r t R e q u e s t > - 
-             < T e n a n t E n t r a I d > T e n a n t   E n t r a   I d < / T e n a n t E n t r a I d > - 
-             < E n v i r o n m e n t N a m e > E n v i r o n m e n t   N a m e < / E n v i r o n m e n t N a m e > - 
-             < E n v i r o n m e n t T y p e > E n v i r o n m e n t   T y p e < / E n v i r o n m e n t T y p e > - 
-             < C o m p a n y N a m e > C o m p a n y   N a m e < / C o m p a n y N a m e > - 
-             < C o m p a n y D i s p l a y N a m e > C o m p a n y   D i s p l a y   N a m e < / C o m p a n y D i s p l a y N a m e > - 
-             < C o m p a n y I d > C o m p a n y   I D < / C o m p a n y I d > - 
-             < U s e r N a m e > U s e r   N a m e < / U s e r N a m e > - 
-             < D a t e A n d T i m e > D a t e   a n d   T i m e < / D a t e A n d T i m e > - 
-             < L a n g u a g e > L a n g u a g e < / L a n g u a g e > - 
-             < F o r m a t R e g i o n > F o r m a t   R e g i o n < / F o r m a t R e g i o n > - 
-             < D a t e T i m e V a l u e s > - 
-                 < Y e a r > Y e a r < / Y e a r > - 
-                 < M o n t h N u m b e r > M o n t h   N u m b e r < / M o n t h N u m b e r > - 
-                 < D a y N u m b e r > D a y   N u m b e r < / D a y N u m b e r > - 
-                 < H o u r > H o u r < / H o u r > - 
-                 < M i n u t e > M i n u t e < / M i n u t e > - 
-             < / D a t e T i m e V a l u e s > - 
-         < / R e p o r t R e q u e s t > - 
-     < / B C R e p o r t I n f o r m a t i o n > - 
      < M e m b e r s >   
          < C E O N a m e > C E O N a m e < / C E O N a m e > 
--- a/Layout/Transferred Share Capital.docx
+++ b/Layout/Transferred Share Capital.docx
@@ -4599,6 +4599,70 @@
  
  < N a v W o r d R e p o r t X m l P a r t   x m l n s = " u r n : m i c r o s o f t - d y n a m i c s - n a v / r e p o r t s / T r a n s f e r r e d _ S h a r e _ C a p i t a l _ C e r t / 5 2 1 8 5 8 2 2 / " >   
+     < B C R e p o r t I n f o r m a t i o n > + 
+         < R e p o r t M e t a d a t a > + 
+             < E x t e n s i o n I d > E x t e n s i o n   I D < / E x t e n s i o n I d > + 
+             < E x t e n s i o n N a m e > E x t e n s i o n   N a m e < / E x t e n s i o n N a m e > + 
+             < E x t e n s i o n P u b l i s h e r > E x t e n s i o n   P u b l i s h e r < / E x t e n s i o n P u b l i s h e r > + 
+             < E x t e n s i o n V e r s i o n > E x t e n s i o n   V e r s i o n < / E x t e n s i o n V e r s i o n > + 
+             < R e p o r t I d > R e p o r t   I D < / R e p o r t I d > + 
+             < R e p o r t N a m e > R e p o r t   N a m e < / R e p o r t N a m e > + 
+             < A b o u t T h i s R e p o r t T i t l e > A b o u t   T h i s   R e p o r t   T i t l e < / A b o u t T h i s R e p o r t T i t l e > + 
+             < A b o u t T h i s R e p o r t T e x t > A b o u t   T h i s   R e p o r t   T e x t < / A b o u t T h i s R e p o r t T e x t > + 
+             < R e p o r t H e l p L i n k > R e p o r t   H e l p   L i n k < / R e p o r t H e l p L i n k > + 
+         < / R e p o r t M e t a d a t a > + 
+         < R e p o r t R e q u e s t > + 
+             < T e n a n t E n t r a I d > T e n a n t   E n t r a   I d < / T e n a n t E n t r a I d > + 
+             < E n v i r o n m e n t N a m e > E n v i r o n m e n t   N a m e < / E n v i r o n m e n t N a m e > + 
+             < E n v i r o n m e n t T y p e > E n v i r o n m e n t   T y p e < / E n v i r o n m e n t T y p e > + 
+             < C o m p a n y N a m e > C o m p a n y   N a m e < / C o m p a n y N a m e > + 
+             < C o m p a n y D i s p l a y N a m e > C o m p a n y   D i s p l a y   N a m e < / C o m p a n y D i s p l a y N a m e > + 
+             < C o m p a n y I d > C o m p a n y   I D < / C o m p a n y I d > + 
+             < U s e r N a m e > U s e r   N a m e < / U s e r N a m e > + 
+             < D a t e A n d T i m e > D a t e   a n d   T i m e < / D a t e A n d T i m e > + 
+             < L a n g u a g e > L a n g u a g e < / L a n g u a g e > + 
+             < F o r m a t R e g i o n > F o r m a t   R e g i o n < / F o r m a t R e g i o n > + 
+             < D a t e T i m e V a l u e s > + 
+                 < Y e a r > Y e a r < / Y e a r > + 
+                 < M o n t h N u m b e r > M o n t h   N u m b e r < / M o n t h N u m b e r > + 
+                 < D a y N u m b e r > D a y   N u m b e r < / D a y N u m b e r > + 
+                 < H o u r > H o u r < / H o u r > + 
+                 < M i n u t e > M i n u t e < / M i n u t e > + 
+             < / D a t e T i m e V a l u e s > + 
+         < / R e p o r t R e q u e s t > + 
+     < / B C R e p o r t I n f o r m a t i o n > + 
      < M e m b e r s >   
          < C E O N a m e > C E O N a m e < / C E O N a m e > 
--- a/Layout/Transferred Share Capital.docx
+++ b/Layout/Transferred Share Capital.docx
@@ -4615,6 +4615,8 @@
  
              < R e p o r t N a m e > R e p o r t   N a m e < / R e p o r t N a m e >   
+             < R e p o r t C a p t i o n > R e p o r t   C a p t i o n < / R e p o r t C a p t i o n > + 
              < A b o u t T h i s R e p o r t T i t l e > A b o u t   T h i s   R e p o r t   T i t l e < / A b o u t T h i s R e p o r t T i t l e >   
              < A b o u t T h i s R e p o r t T e x t > A b o u t   T h i s   R e p o r t   T e x t < / A b o u t T h i s R e p o r t T e x t > @@ -4661,6 +4663,84 @@
  
          < / R e p o r t R e q u e s t >   
+         < C o m p a n y M e t a d a t a > + 
+             < C o m p a n y N a m e > C o m p a n y   N a m e < / C o m p a n y N a m e > + 
+             < C o m p a n y D i s p l a y N a m e > C o m p a n y   D i s p l a y   N a m e < / C o m p a n y D i s p l a y N a m e > + 
+             < C o m p a n y A d d r e s s L i n e s > + 
+                 < C o m p a n y A d d r e s s L i n e 1 > C o m p a n y   A d d r e s s   L i n e   1 < / C o m p a n y A d d r e s s L i n e 1 > + 
+                 < C o m p a n y A d d r e s s L i n e 2 > C o m p a n y   A d d r e s s   L i n e   2 < / C o m p a n y A d d r e s s L i n e 2 > + 
+                 < C o m p a n y A d d r e s s L i n e 3 > C o m p a n y   A d d r e s s   L i n e   3 < / C o m p a n y A d d r e s s L i n e 3 > + 
+                 < C o m p a n y A d d r e s s L i n e 4 > C o m p a n y   A d d r e s s   L i n e   4 < / C o m p a n y A d d r e s s L i n e 4 > + 
+                 < C o m p a n y A d d r e s s L i n e 5 > C o m p a n y   A d d r e s s   L i n e   5 < / C o m p a n y A d d r e s s L i n e 5 > + 
+                 < C o m p a n y A d d r e s s L i n e 6 > C o m p a n y   A d d r e s s   L i n e   6 < / C o m p a n y A d d r e s s L i n e 6 > + 
+                 < C o m p a n y A d d r e s s L i n e 7 > C o m p a n y   A d d r e s s   L i n e   7 < / C o m p a n y A d d r e s s L i n e 7 > + 
+                 < C o m p a n y A d d r e s s L i n e 8 > C o m p a n y   A d d r e s s   L i n e   8 < / C o m p a n y A d d r e s s L i n e 8 > + 
+             < / C o m p a n y A d d r e s s L i n e s > + 
+             < C o m p a n y P h o n e > C o m p a n y   P h o n e < / C o m p a n y P h o n e > + 
+             < C o m p a n y P h o n e C a p t i o n > C o m p a n y   P h o n e   C a p t i o n < / C o m p a n y P h o n e C a p t i o n > + 
+             < C o m p a n y F a x N o > C o m p a n y   F a x   N o . < / C o m p a n y F a x N o > + 
+             < C o m p a n y F a x N o C a p t i o n > C o m p a n y   F a x   N o .   C a p t i o n < / C o m p a n y F a x N o C a p t i o n > + 
+             < C o m p a n y E m a i l > C o m p a n y   E m a i l < / C o m p a n y E m a i l > + 
+             < C o m p a n y E m a i l C a p t i o n > C o m p a n y   E m a i l   C a p t i o n < / C o m p a n y E m a i l C a p t i o n > + 
+             < C o m p a n y H o m e P a g e > C o m p a n y   H o m e   P a g e < / C o m p a n y H o m e P a g e > + 
+             < C o m p a n y H o m e P a g e C a p t i o n > C o m p a n y   H o m e   P a g e   C a p t i o n < / C o m p a n y H o m e P a g e C a p t i o n > + 
+             < C o m p a n y L o g o > C o m p a n y   L o g o < / C o m p a n y L o g o > + 
+             < C o m p a n y V A T R e g i s t r a t i o n N o > C o m p a n y   V A T   R e g i s t r a t i o n   N o . < / C o m p a n y V A T R e g i s t r a t i o n N o > + 
+             < C o m p a n y V A T R e g i s t r a t i o n N o C a p t i o n > C o m p a n y   V A T   R e g i s t r a t i o n   N o .   C a p t i o n < / C o m p a n y V A T R e g i s t r a t i o n N o C a p t i o n > + 
+             < C o m p a n y R e g i s t r a t i o n N o > C o m p a n y   R e g i s t r a t i o n   N o . < / C o m p a n y R e g i s t r a t i o n N o > + 
+             < C o m p a n y R e g i s t r a t i o n N o C a p t i o n > C o m p a n y   R e g i s t r a t i o n   N o .   C a p t i o n < / C o m p a n y R e g i s t r a t i o n N o C a p t i o n > + 
+             < C o m p a n y B a n k N a m e > C o m p a n y   B a n k   N a m e < / C o m p a n y B a n k N a m e > + 
+             < C o m p a n y B a n k N a m e C a p t i o n > C o m p a n y   B a n k   N a m e   C a p t i o n < / C o m p a n y B a n k N a m e C a p t i o n > + 
+             < C o m p a n y B a n k A c c o u n t N o > C o m p a n y   B a n k   A c c o u n t   N o . < / C o m p a n y B a n k A c c o u n t N o > + 
+             < C o m p a n y B a n k A c c o u n t N o C a p t i o n > C o m p a n y   B a n k   A c c o u n t   N o .   C a p t i o n < / C o m p a n y B a n k A c c o u n t N o C a p t i o n > + 
+             < C o m p a n y B a n k B r a n c h N o > C o m p a n y   B a n k   B r a n c h   N o . < / C o m p a n y B a n k B r a n c h N o > + 
+             < C o m p a n y B a n k B r a n c h N o C a p t i o n > C o m p a n y   B a n k   B r a n c h   N o .   C a p t i o n < / C o m p a n y B a n k B r a n c h N o C a p t i o n > + 
+             < C o m p a n y I B A N > C o m p a n y   I B A N < / C o m p a n y I B A N > + 
+             < C o m p a n y I B A N C a p t i o n > C o m p a n y   I B A N   C a p t i o n < / C o m p a n y I B A N C a p t i o n > + 
+             < C o m p a n y B a n k S W I F T > C o m p a n y   B a n k   S W I F T < / C o m p a n y B a n k S W I F T > + 
+             < C o m p a n y B a n k S W I F T C a p t i o n > C o m p a n y   B a n k   S W I F T   C a p t i o n < / C o m p a n y B a n k S W I F T C a p t i o n > + 
+             < C o m p a n y G i r o N o > C o m p a n y   G i r o   N o . < / C o m p a n y G i r o N o > + 
+             < C o m p a n y G i r o N o C a p t i o n > C o m p a n y   G i r o   N o .   C a p t i o n < / C o m p a n y G i r o N o C a p t i o n > + 
+         < / C o m p a n y M e t a d a t a > + 
      < / B C R e p o r t I n f o r m a t i o n >   
      < M e m b e r s > @@ -4704,6 +4784,203 @@
          < T e l e p h o n e > T e l e p h o n e < / T e l e p h o n e >   
          < W e b s i t e > W e b s i t e < / W e b s i t e > + 
+     < / M e m b e r s > + 
+ < / N a v W o r d R e p o r t X m l P a r t > 
+</file>
+
+<file path=customXml/item3.xml>��< ? x m l   v e r s i o n = " 1 . 0 "   e n c o d i n g = " u t f - 1 6 " ? > + 
+ < N a v W o r d R e p o r t X m l P a r t   x m l n s = " u r n : m i c r o s o f t - d y n a m i c s - b u s i n e s s c e n t r a l / i n t e r n a l / e x t e n d e d / r e p o r t s / T r a n s f e r r e d _ S h a r e _ C a p i t a l _ C e r t / 5 2 1 8 5 8 2 2 / " > + 
+     < B C R e p o r t I n f o r m a t i o n > + 
+         < R e p o r t M e t a d a t a > + 
+             < E x t e n s i o n I d > E x t e n s i o n   I D < / E x t e n s i o n I d > + 
+             < E x t e n s i o n N a m e > E x t e n s i o n   N a m e < / E x t e n s i o n N a m e > + 
+             < E x t e n s i o n P u b l i s h e r > E x t e n s i o n   P u b l i s h e r < / E x t e n s i o n P u b l i s h e r > + 
+             < E x t e n s i o n V e r s i o n > E x t e n s i o n   V e r s i o n < / E x t e n s i o n V e r s i o n > + 
+             < R e p o r t I d > R e p o r t   I D < / R e p o r t I d > + 
+             < R e p o r t N a m e > R e p o r t   N a m e < / R e p o r t N a m e > + 
+             < R e p o r t C a p t i o n > R e p o r t   C a p t i o n < / R e p o r t C a p t i o n > + 
+             < A b o u t T h i s R e p o r t T i t l e > A b o u t   T h i s   R e p o r t   T i t l e < / A b o u t T h i s R e p o r t T i t l e > + 
+             < A b o u t T h i s R e p o r t T e x t > A b o u t   T h i s   R e p o r t   T e x t < / A b o u t T h i s R e p o r t T e x t > + 
+             < R e p o r t H e l p L i n k > R e p o r t   H e l p   L i n k < / R e p o r t H e l p L i n k > + 
+         < / R e p o r t M e t a d a t a > + 
+         < R e p o r t R e q u e s t > + 
+             < T e n a n t E n t r a I d > T e n a n t   E n t r a   I d < / T e n a n t E n t r a I d > + 
+             < E n v i r o n m e n t N a m e > E n v i r o n m e n t   N a m e < / E n v i r o n m e n t N a m e > + 
+             < E n v i r o n m e n t T y p e > E n v i r o n m e n t   T y p e < / E n v i r o n m e n t T y p e > + 
+             < C o m p a n y N a m e > C o m p a n y   N a m e < / C o m p a n y N a m e > + 
+             < C o m p a n y D i s p l a y N a m e > C o m p a n y   D i s p l a y   N a m e < / C o m p a n y D i s p l a y N a m e > + 
+             < C o m p a n y I d > C o m p a n y   I D < / C o m p a n y I d > + 
+             < U s e r N a m e > U s e r   N a m e < / U s e r N a m e > + 
+             < D a t e A n d T i m e > D a t e   a n d   T i m e < / D a t e A n d T i m e > + 
+             < L a n g u a g e > L a n g u a g e < / L a n g u a g e > + 
+             < F o r m a t R e g i o n > F o r m a t   R e g i o n < / F o r m a t R e g i o n > + 
+             < D a t e T i m e V a l u e s > + 
+                 < Y e a r > Y e a r < / Y e a r > + 
+                 < M o n t h N u m b e r > M o n t h   N u m b e r < / M o n t h N u m b e r > + 
+                 < D a y N u m b e r > D a y   N u m b e r < / D a y N u m b e r > + 
+                 < H o u r > H o u r < / H o u r > + 
+                 < M i n u t e > M i n u t e < / M i n u t e > + 
+             < / D a t e T i m e V a l u e s > + 
+         < / R e p o r t R e q u e s t > + 
+         < C o m p a n y M e t a d a t a > + 
+             < C o m p a n y N a m e > C o m p a n y   N a m e < / C o m p a n y N a m e > + 
+             < C o m p a n y D i s p l a y N a m e > C o m p a n y   D i s p l a y   N a m e < / C o m p a n y D i s p l a y N a m e > + 
+             < C o m p a n y A d d r e s s L i n e s > + 
+                 < C o m p a n y A d d r e s s L i n e 1 > C o m p a n y   A d d r e s s   L i n e   1 < / C o m p a n y A d d r e s s L i n e 1 > + 
+                 < C o m p a n y A d d r e s s L i n e 2 > C o m p a n y   A d d r e s s   L i n e   2 < / C o m p a n y A d d r e s s L i n e 2 > + 
+                 < C o m p a n y A d d r e s s L i n e 3 > C o m p a n y   A d d r e s s   L i n e   3 < / C o m p a n y A d d r e s s L i n e 3 > + 
+                 < C o m p a n y A d d r e s s L i n e 4 > C o m p a n y   A d d r e s s   L i n e   4 < / C o m p a n y A d d r e s s L i n e 4 > + 
+                 < C o m p a n y A d d r e s s L i n e 5 > C o m p a n y   A d d r e s s   L i n e   5 < / C o m p a n y A d d r e s s L i n e 5 > + 
+                 < C o m p a n y A d d r e s s L i n e 6 > C o m p a n y   A d d r e s s   L i n e   6 < / C o m p a n y A d d r e s s L i n e 6 > + 
+                 < C o m p a n y A d d r e s s L i n e 7 > C o m p a n y   A d d r e s s   L i n e   7 < / C o m p a n y A d d r e s s L i n e 7 > + 
+                 < C o m p a n y A d d r e s s L i n e 8 > C o m p a n y   A d d r e s s   L i n e   8 < / C o m p a n y A d d r e s s L i n e 8 > + 
+             < / C o m p a n y A d d r e s s L i n e s > + 
+             < C o m p a n y P h o n e > C o m p a n y   P h o n e < / C o m p a n y P h o n e > + 
+             < C o m p a n y P h o n e C a p t i o n > C o m p a n y   P h o n e   C a p t i o n < / C o m p a n y P h o n e C a p t i o n > + 
+             < C o m p a n y F a x N o > C o m p a n y   F a x   N o . < / C o m p a n y F a x N o > + 
+             < C o m p a n y F a x N o C a p t i o n > C o m p a n y   F a x   N o .   C a p t i o n < / C o m p a n y F a x N o C a p t i o n > + 
+             < C o m p a n y E m a i l > C o m p a n y   E m a i l < / C o m p a n y E m a i l > + 
+             < C o m p a n y E m a i l C a p t i o n > C o m p a n y   E m a i l   C a p t i o n < / C o m p a n y E m a i l C a p t i o n > + 
+             < C o m p a n y H o m e P a g e > C o m p a n y   H o m e   P a g e < / C o m p a n y H o m e P a g e > + 
+             < C o m p a n y H o m e P a g e C a p t i o n > C o m p a n y   H o m e   P a g e   C a p t i o n < / C o m p a n y H o m e P a g e C a p t i o n > + 
+             < C o m p a n y L o g o > C o m p a n y   L o g o < / C o m p a n y L o g o > + 
+             < C o m p a n y V A T R e g i s t r a t i o n N o > C o m p a n y   V A T   R e g i s t r a t i o n   N o . < / C o m p a n y V A T R e g i s t r a t i o n N o > + 
+             < C o m p a n y V A T R e g i s t r a t i o n N o C a p t i o n > C o m p a n y   V A T   R e g i s t r a t i o n   N o .   C a p t i o n < / C o m p a n y V A T R e g i s t r a t i o n N o C a p t i o n > + 
+             < C o m p a n y R e g i s t r a t i o n N o > C o m p a n y   R e g i s t r a t i o n   N o . < / C o m p a n y R e g i s t r a t i o n N o > + 
+             < C o m p a n y R e g i s t r a t i o n N o C a p t i o n > C o m p a n y   R e g i s t r a t i o n   N o .   C a p t i o n < / C o m p a n y R e g i s t r a t i o n N o C a p t i o n > + 
+             < C o m p a n y B a n k N a m e > C o m p a n y   B a n k   N a m e < / C o m p a n y B a n k N a m e > + 
+             < C o m p a n y B a n k N a m e C a p t i o n > C o m p a n y   B a n k   N a m e   C a p t i o n < / C o m p a n y B a n k N a m e C a p t i o n > + 
+             < C o m p a n y B a n k A c c o u n t N o > C o m p a n y   B a n k   A c c o u n t   N o . < / C o m p a n y B a n k A c c o u n t N o > + 
+             < C o m p a n y B a n k A c c o u n t N o C a p t i o n > C o m p a n y   B a n k   A c c o u n t   N o .   C a p t i o n < / C o m p a n y B a n k A c c o u n t N o C a p t i o n > + 
+             < C o m p a n y B a n k B r a n c h N o > C o m p a n y   B a n k   B r a n c h   N o . < / C o m p a n y B a n k B r a n c h N o > + 
+             < C o m p a n y B a n k B r a n c h N o C a p t i o n > C o m p a n y   B a n k   B r a n c h   N o .   C a p t i o n < / C o m p a n y B a n k B r a n c h N o C a p t i o n > + 
+             < C o m p a n y I B A N > C o m p a n y   I B A N < / C o m p a n y I B A N > + 
+             < C o m p a n y I B A N C a p t i o n > C o m p a n y   I B A N   C a p t i o n < / C o m p a n y I B A N C a p t i o n > + 
+             < C o m p a n y B a n k S W I F T > C o m p a n y   B a n k   S W I F T < / C o m p a n y B a n k S W I F T > + 
+             < C o m p a n y B a n k S W I F T C a p t i o n > C o m p a n y   B a n k   S W I F T   C a p t i o n < / C o m p a n y B a n k S W I F T C a p t i o n > + 
+             < C o m p a n y G i r o N o > C o m p a n y   G i r o   N o . < / C o m p a n y G i r o N o > + 
+             < C o m p a n y G i r o N o C a p t i o n > C o m p a n y   G i r o   N o .   C a p t i o n < / C o m p a n y G i r o N o C a p t i o n > + 
+         < / C o m p a n y M e t a d a t a > + 
+     < / B C R e p o r t I n f o r m a t i o n > + 
+     < T o o l t i p s   / > + 
+     < M e m b e r s   E l e m e n t T y p e = " D a t a I t e m "   E l e m e n t I d = " 2 1 0 0 2 1 0 1 7 4 " > + 
+         < C E O N a m e   E l e m e n t T y p e = " C o l u m n "   E l e m e n t I d = " 1 4 6 1 1 1 7 9 1 7 "   D a t a T y p e = " T e x t " > C E O N a m e < / C E O N a m e > + 
+         < C E O _ S i g n a t u r e   E l e m e n t T y p e = " C o l u m n "   E l e m e n t I d = " 1 7 0 9 9 4 2 0 0 7 "   D a t a T y p e = " B l o b "   / > + 
+         < C o m p a n y N a m e   E l e m e n t T y p e = " C o l u m n "   E l e m e n t I d = " 1 5 9 5 4 7 7 3 9 5 "   D a t a T y p e = " T e x t " > C o m p a n y N a m e < / C o m p a n y N a m e > + 
+         < D i r e c t o r N a m e   E l e m e n t T y p e = " C o l u m n "   E l e m e n t I d = " 5 2 4 0 3 1 8 8 6 "   D a t a T y p e = " T e x t " > D i r e c t o r N a m e < / D i r e c t o r N a m e > + 
+         < D i r e c t o r _ S i g n a t u r e   E l e m e n t T y p e = " C o l u m n "   E l e m e n t I d = " 2 0 0 0 8 5 1 3 9 8 "   D a t a T y p e = " B l o b "   / > + 
+         < E m a i l   E l e m e n t T y p e = " C o l u m n "   E l e m e n t I d = " 8 6 1 5 1 0 3 5 1 "   D a t a T y p e = " T e x t " > E m a i l < / E m a i l > + 
+         < I S O C e r t i f i c a t i o n   E l e m e n t T y p e = " C o l u m n "   E l e m e n t I d = " 1 9 9 1 2 8 0 8 4 0 "   D a t a T y p e = " T e x t " > I S O C e r t i f i c a t i o n < / I S O C e r t i f i c a t i o n > + 
+         < N a m e   E l e m e n t T y p e = " C o l u m n "   E l e m e n t I d = " 8 1 4 0 6 8 7 0 6 "   D a t a T y p e = " T e x t " > N a m e < / N a m e > + 
+         < N o   E l e m e n t T y p e = " C o l u m n "   E l e m e n t I d = " 1 1 9 8 2 6 8 3 4 0 "   D a t a T y p e = " C o d e " > N o < / N o > + 
+         < N o o f S h a r e s   E l e m e n t T y p e = " C o l u m n "   E l e m e n t I d = " 2 1 4 8 2 8 3 0 1 "   D a t a T y p e = " D e c i m a l " > N o o f S h a r e s < / N o o f S h a r e s > + 
+         < P h y s i c a l A d d r e s s   E l e m e n t T y p e = " C o l u m n "   E l e m e n t I d = " 1 4 0 3 6 7 6 0 9 8 "   D a t a T y p e = " T e x t " > P h y s i c a l A d d r e s s < / P h y s i c a l A d d r e s s > + 
+         < P i c t u r e   E l e m e n t T y p e = " C o l u m n "   E l e m e n t I d = " 5 5 2 8 6 2 1 0 3 "   D a t a T y p e = " B l o b "   / > + 
+         < P o s t O f f i c e A d d r e s s   E l e m e n t T y p e = " C o l u m n "   E l e m e n t I d = " 2 4 3 7 5 0 6 9 1 "   D a t a T y p e = " T e x t " > P o s t O f f i c e A d d r e s s < / P o s t O f f i c e A d d r e s s > + 
+         < P r i m a r y I d e n t i f i c a t i o n   E l e m e n t T y p e = " C o l u m n "   E l e m e n t I d = " 1 6 5 3 7 6 4 0 4 5 "   D a t a T y p e = " C o d e " > P r i m a r y I d e n t i f i c a t i o n < / P r i m a r y I d e n t i f i c a t i o n > + 
+         < P r i n t i n g D a t e   E l e m e n t T y p e = " C o l u m n "   E l e m e n t I d = " 1 5 8 0 7 8 1 1 3 6 "   D a t a T y p e = " T e x t " > P r i n t i n g D a t e < / P r i n t i n g D a t e > + 
+         < S A C C O N a m e   E l e m e n t T y p e = " C o l u m n "   E l e m e n t I d = " 4 8 7 6 9 7 7 5 9 "   D a t a T y p e = " T e x t " > S A C C O N a m e < / S A C C O N a m e > + 
+         < S h a r e C a p B a l a n c e   E l e m e n t T y p e = " C o l u m n "   E l e m e n t I d = " 1 7 3 9 2 2 9 7 1 6 "   D a t a T y p e = " D e c i m a l " > S h a r e C a p B a l a n c e < / S h a r e C a p B a l a n c e > + 
+         < S h a r e P r i c e   E l e m e n t T y p e = " C o l u m n "   E l e m e n t I d = " 1 0 5 6 6 3 7 4 6 1 "   D a t a T y p e = " D e c i m a l " > S h a r e P r i c e < / S h a r e P r i c e > + 
+         < T e l e p h o n e   E l e m e n t T y p e = " C o l u m n "   E l e m e n t I d = " 8 9 5 1 9 9 9 4 3 "   D a t a T y p e = " T e x t " > T e l e p h o n e < / T e l e p h o n e > + 
+         < W e b s i t e   E l e m e n t T y p e = " C o l u m n "   E l e m e n t I d = " 3 1 2 3 2 5 4 0 6 "   D a t a T y p e = " T e x t " > W e b s i t e < / W e b s i t e >   
      < / M e m b e r s >   
